--- a/docs/PR2_Tumanov_O732B_SubTrack_RUB.docx
+++ b/docs/PR2_Tumanov_O732B_SubTrack_RUB.docx
@@ -1399,9 +1399,22 @@
     <w:p>
       <w:pPr>
         <w:pStyle w:val="Goststructural"/>
+        <w:keepNext/>
+        <w:keepLines w:val="0"/>
+        <w:pageBreakBefore/>
+        <w:spacing w:before="0" w:after="0" w:line="360" w:lineRule="auto"/>
+        <w:ind w:firstLine="0" w:left="0" w:right="0"/>
+        <w:jc w:val="center"/>
         <w:outlineLvl w:val="9"/>
       </w:pPr>
       <w:r>
+        <w:rPr>
+          <w:rFonts w:ascii="Times New Roman" w:hAnsi="Times New Roman" w:eastAsia="Times New Roman" w:cs="Times New Roman"/>
+          <w:b/>
+          <w:i w:val="0"/>
+          <w:color w:val="000000"/>
+          <w:sz w:val="28"/>
+        </w:rPr>
         <w:lastRenderedPageBreak/>
         <w:t>СОДЕРЖАНИЕ</w:t>
       </w:r>
@@ -2808,17 +2821,48 @@
     <w:p>
       <w:pPr>
         <w:pStyle w:val="Gosttocmain"/>
+        <w:keepNext w:val="0"/>
+        <w:keepLines w:val="0"/>
+        <w:pageBreakBefore w:val="0"/>
+        <w:tabs>
+          <w:tab w:pos="9345" w:val="right" w:leader="dot"/>
+        </w:tabs>
+        <w:spacing w:before="0" w:after="100" w:line="240" w:lineRule="auto"/>
+        <w:ind w:firstLine="0" w:left="0" w:right="0"/>
+        <w:jc w:val="left"/>
+        <w:outlineLvl w:val="9"/>
       </w:pPr>
       <w:r>
+        <w:rPr>
+          <w:rFonts w:ascii="Times New Roman" w:hAnsi="Times New Roman" w:eastAsia="Times New Roman" w:cs="Times New Roman"/>
+          <w:b/>
+          <w:i w:val="0"/>
+          <w:color w:val="000000"/>
+          <w:sz w:val="28"/>
+        </w:rPr>
         <w:fldChar w:fldCharType="end"/>
       </w:r>
     </w:p>
     <w:p>
       <w:pPr>
         <w:pStyle w:val="Goststructural"/>
+        <w:keepNext/>
+        <w:keepLines w:val="0"/>
+        <w:pageBreakBefore/>
+        <w:spacing w:before="0" w:after="0" w:line="360" w:lineRule="auto"/>
+        <w:ind w:firstLine="0" w:left="0" w:right="0"/>
+        <w:jc w:val="center"/>
+        <w:outlineLvl w:val="0"/>
       </w:pPr>
       <w:bookmarkStart w:id="0" w:name="_Toc244201290"/>
       <w:r>
+        <w:rPr>
+          <w:rFonts w:ascii="Times New Roman" w:hAnsi="Times New Roman" w:eastAsia="Times New Roman" w:cs="Times New Roman"/>
+          <w:b/>
+          <w:i w:val="0"/>
+          <w:color w:val="000000"/>
+          <w:sz w:val="28"/>
+        </w:rPr>
         <w:lastRenderedPageBreak/>
         <w:t>ВВЕДЕНИЕ</w:t>
       </w:r>
@@ -2827,33 +2871,89 @@
     <w:p>
       <w:pPr>
         <w:pStyle w:val="Gostbody"/>
+        <w:keepNext w:val="0"/>
+        <w:keepLines w:val="0"/>
+        <w:pageBreakBefore w:val="0"/>
+        <w:spacing w:before="0" w:after="0" w:line="360" w:lineRule="auto"/>
+        <w:ind w:firstLine="709" w:left="0" w:right="0"/>
+        <w:jc w:val="both"/>
+        <w:outlineLvl w:val="9"/>
       </w:pPr>
       <w:r>
+        <w:rPr>
+          <w:rFonts w:ascii="Times New Roman" w:hAnsi="Times New Roman" w:eastAsia="Times New Roman" w:cs="Times New Roman"/>
+          <w:b w:val="0"/>
+          <w:i w:val="0"/>
+          <w:color w:val="000000"/>
+          <w:sz w:val="28"/>
+        </w:rPr>
         <w:t>SubTrack – приложение для учета платных подписок. Пользователь записывает, за какие сервисы он платит, сколько они стоят и когда наступит следующая оплата. Приложение собирает эти сведения в одном месте и рассчитывает общие расходы.</w:t>
       </w:r>
     </w:p>
     <w:p>
       <w:pPr>
         <w:pStyle w:val="Gostbody"/>
+        <w:keepNext w:val="0"/>
+        <w:keepLines w:val="0"/>
+        <w:pageBreakBefore w:val="0"/>
+        <w:spacing w:before="0" w:after="0" w:line="360" w:lineRule="auto"/>
+        <w:ind w:firstLine="709" w:left="0" w:right="0"/>
+        <w:jc w:val="both"/>
+        <w:outlineLvl w:val="9"/>
       </w:pPr>
       <w:r>
+        <w:rPr>
+          <w:rFonts w:ascii="Times New Roman" w:hAnsi="Times New Roman" w:eastAsia="Times New Roman" w:cs="Times New Roman"/>
+          <w:b w:val="0"/>
+          <w:i w:val="0"/>
+          <w:color w:val="000000"/>
+          <w:sz w:val="28"/>
+        </w:rPr>
         <w:t>В первой практической работе были выбраны идея проекта, основные функции и технология разработки. Цель второй работы – спроектировать экраны и подготовить базовую версию приложения по требованиям задания.</w:t>
       </w:r>
     </w:p>
     <w:p>
       <w:pPr>
         <w:pStyle w:val="Gostbody"/>
+        <w:keepNext w:val="0"/>
+        <w:keepLines w:val="0"/>
+        <w:pageBreakBefore w:val="0"/>
+        <w:spacing w:before="0" w:after="0" w:line="360" w:lineRule="auto"/>
+        <w:ind w:firstLine="709" w:left="0" w:right="0"/>
+        <w:jc w:val="both"/>
+        <w:outlineLvl w:val="9"/>
       </w:pPr>
       <w:r>
+        <w:rPr>
+          <w:rFonts w:ascii="Times New Roman" w:hAnsi="Times New Roman" w:eastAsia="Times New Roman" w:cs="Times New Roman"/>
+          <w:b w:val="0"/>
+          <w:i w:val="0"/>
+          <w:color w:val="000000"/>
+          <w:sz w:val="28"/>
+        </w:rPr>
         <w:t>В работе представлены восемь экранов, переходы между ними, хранение подписок, регистрация и вход. Все суммы указываются в российских рублях. Созданы три собственных элемента интерфейса. Подготовлены исходный код, APK версии 0.3.2 и интерактивный прототип. Материалы размещены на GitHub.</w:t>
       </w:r>
     </w:p>
     <w:p>
       <w:pPr>
         <w:pStyle w:val="Gostsection"/>
+        <w:keepNext/>
+        <w:keepLines w:val="0"/>
+        <w:pageBreakBefore/>
+        <w:spacing w:before="0" w:after="0" w:line="360" w:lineRule="auto"/>
+        <w:ind w:firstLine="709" w:left="0" w:right="0"/>
+        <w:jc w:val="both"/>
+        <w:outlineLvl w:val="0"/>
       </w:pPr>
       <w:bookmarkStart w:id="1" w:name="_Toc244201291"/>
       <w:r>
+        <w:rPr>
+          <w:rFonts w:ascii="Times New Roman" w:hAnsi="Times New Roman" w:eastAsia="Times New Roman" w:cs="Times New Roman"/>
+          <w:b/>
+          <w:i w:val="0"/>
+          <w:color w:val="000000"/>
+          <w:sz w:val="28"/>
+        </w:rPr>
         <w:lastRenderedPageBreak/>
         <w:t>1 Назначение и функции приложения</w:t>
       </w:r>
@@ -2862,24 +2962,66 @@
     <w:p>
       <w:pPr>
         <w:pStyle w:val="Gostbody"/>
+        <w:keepNext w:val="0"/>
+        <w:keepLines w:val="0"/>
+        <w:pageBreakBefore w:val="0"/>
+        <w:spacing w:before="0" w:after="0" w:line="360" w:lineRule="auto"/>
+        <w:ind w:firstLine="709" w:left="0" w:right="0"/>
+        <w:jc w:val="both"/>
+        <w:outlineLvl w:val="9"/>
       </w:pPr>
       <w:r>
+        <w:rPr>
+          <w:rFonts w:ascii="Times New Roman" w:hAnsi="Times New Roman" w:eastAsia="Times New Roman" w:cs="Times New Roman"/>
+          <w:b w:val="0"/>
+          <w:i w:val="0"/>
+          <w:color w:val="000000"/>
+          <w:sz w:val="28"/>
+        </w:rPr>
         <w:t>SubTrack помогает ответить на два вопроса: сколько денег уходит на подписки и когда ожидается следующая оплата. Записи добавляются вручную. Приложение не получает доступ к банковскому счету и не выполняет списания.</w:t>
       </w:r>
     </w:p>
     <w:p>
       <w:pPr>
         <w:pStyle w:val="Gostbody"/>
+        <w:keepNext w:val="0"/>
+        <w:keepLines w:val="0"/>
+        <w:pageBreakBefore w:val="0"/>
+        <w:spacing w:before="0" w:after="0" w:line="360" w:lineRule="auto"/>
+        <w:ind w:firstLine="709" w:left="0" w:right="0"/>
+        <w:jc w:val="both"/>
+        <w:outlineLvl w:val="9"/>
       </w:pPr>
       <w:r>
+        <w:rPr>
+          <w:rFonts w:ascii="Times New Roman" w:hAnsi="Times New Roman" w:eastAsia="Times New Roman" w:cs="Times New Roman"/>
+          <w:b w:val="0"/>
+          <w:i w:val="0"/>
+          <w:color w:val="000000"/>
+          <w:sz w:val="28"/>
+        </w:rPr>
         <w:t>Работа начинается с создания профиля. Затем пользователь добавляет сервис, указывает стоимость, период оплаты и дату. После сохранения подписка появляется в списке и учитывается в общей сумме.</w:t>
       </w:r>
     </w:p>
     <w:p>
       <w:pPr>
         <w:pStyle w:val="Gosttablecaption"/>
+        <w:keepNext/>
+        <w:keepLines w:val="0"/>
+        <w:pageBreakBefore w:val="0"/>
+        <w:spacing w:before="0" w:after="0" w:line="360" w:lineRule="auto"/>
+        <w:ind w:firstLine="0" w:left="0" w:right="0"/>
+        <w:jc w:val="both"/>
+        <w:outlineLvl w:val="9"/>
       </w:pPr>
       <w:r>
+        <w:rPr>
+          <w:rFonts w:ascii="Times New Roman" w:hAnsi="Times New Roman" w:eastAsia="Times New Roman" w:cs="Times New Roman"/>
+          <w:b w:val="0"/>
+          <w:i w:val="0"/>
+          <w:color w:val="000000"/>
+          <w:sz w:val="28"/>
+        </w:rPr>
         <w:t>Таблица 1 – Экраны и их назначение</w:t>
       </w:r>
     </w:p>
@@ -2921,8 +3063,22 @@
           <w:p>
             <w:pPr>
               <w:pStyle w:val="Gosttableheadercompact"/>
-            </w:pPr>
-            <w:r>
+              <w:keepNext w:val="0"/>
+              <w:keepLines w:val="0"/>
+              <w:pageBreakBefore w:val="0"/>
+              <w:spacing w:before="0" w:after="0" w:line="240" w:lineRule="auto"/>
+              <w:ind w:firstLine="0" w:left="0" w:right="0"/>
+              <w:jc w:val="center"/>
+              <w:outlineLvl w:val="9"/>
+            </w:pPr>
+            <w:r>
+              <w:rPr>
+                <w:rFonts w:ascii="Times New Roman" w:hAnsi="Times New Roman" w:eastAsia="Times New Roman" w:cs="Times New Roman"/>
+                <w:b w:val="0"/>
+                <w:i w:val="0"/>
+                <w:color w:val="000000"/>
+                <w:sz w:val="24"/>
+              </w:rPr>
               <w:t>Экран</w:t>
             </w:r>
           </w:p>
@@ -2936,8 +3092,22 @@
           <w:p>
             <w:pPr>
               <w:pStyle w:val="Gosttableheadercompact"/>
-            </w:pPr>
-            <w:r>
+              <w:keepNext w:val="0"/>
+              <w:keepLines w:val="0"/>
+              <w:pageBreakBefore w:val="0"/>
+              <w:spacing w:before="0" w:after="0" w:line="240" w:lineRule="auto"/>
+              <w:ind w:firstLine="0" w:left="0" w:right="0"/>
+              <w:jc w:val="center"/>
+              <w:outlineLvl w:val="9"/>
+            </w:pPr>
+            <w:r>
+              <w:rPr>
+                <w:rFonts w:ascii="Times New Roman" w:hAnsi="Times New Roman" w:eastAsia="Times New Roman" w:cs="Times New Roman"/>
+                <w:b w:val="0"/>
+                <w:i w:val="0"/>
+                <w:color w:val="000000"/>
+                <w:sz w:val="24"/>
+              </w:rPr>
               <w:t>Что делает пользователь</w:t>
             </w:r>
           </w:p>
@@ -2956,9 +3126,22 @@
           <w:p>
             <w:pPr>
               <w:pStyle w:val="Gosttablecompact"/>
+              <w:keepNext w:val="0"/>
+              <w:keepLines w:val="0"/>
+              <w:pageBreakBefore w:val="0"/>
+              <w:spacing w:before="0" w:after="0" w:line="240" w:lineRule="auto"/>
+              <w:ind w:firstLine="0" w:left="0" w:right="0"/>
               <w:jc w:val="left"/>
-            </w:pPr>
-            <w:r>
+              <w:outlineLvl w:val="9"/>
+            </w:pPr>
+            <w:r>
+              <w:rPr>
+                <w:rFonts w:ascii="Times New Roman" w:hAnsi="Times New Roman" w:eastAsia="Times New Roman" w:cs="Times New Roman"/>
+                <w:b w:val="0"/>
+                <w:i w:val="0"/>
+                <w:color w:val="000000"/>
+                <w:sz w:val="24"/>
+              </w:rPr>
               <w:t>Вход</w:t>
             </w:r>
           </w:p>
@@ -2972,9 +3155,22 @@
           <w:p>
             <w:pPr>
               <w:pStyle w:val="Gosttablecompact"/>
+              <w:keepNext w:val="0"/>
+              <w:keepLines w:val="0"/>
+              <w:pageBreakBefore w:val="0"/>
+              <w:spacing w:before="0" w:after="0" w:line="240" w:lineRule="auto"/>
+              <w:ind w:firstLine="0" w:left="0" w:right="0"/>
               <w:jc w:val="left"/>
-            </w:pPr>
-            <w:r>
+              <w:outlineLvl w:val="9"/>
+            </w:pPr>
+            <w:r>
+              <w:rPr>
+                <w:rFonts w:ascii="Times New Roman" w:hAnsi="Times New Roman" w:eastAsia="Times New Roman" w:cs="Times New Roman"/>
+                <w:b w:val="0"/>
+                <w:i w:val="0"/>
+                <w:color w:val="000000"/>
+                <w:sz w:val="24"/>
+              </w:rPr>
               <w:t>Открывает свой профиль по почте и паролю</w:t>
             </w:r>
           </w:p>
@@ -2993,9 +3189,22 @@
           <w:p>
             <w:pPr>
               <w:pStyle w:val="Gosttablecompact"/>
+              <w:keepNext w:val="0"/>
+              <w:keepLines w:val="0"/>
+              <w:pageBreakBefore w:val="0"/>
+              <w:spacing w:before="0" w:after="0" w:line="240" w:lineRule="auto"/>
+              <w:ind w:firstLine="0" w:left="0" w:right="0"/>
               <w:jc w:val="left"/>
-            </w:pPr>
-            <w:r>
+              <w:outlineLvl w:val="9"/>
+            </w:pPr>
+            <w:r>
+              <w:rPr>
+                <w:rFonts w:ascii="Times New Roman" w:hAnsi="Times New Roman" w:eastAsia="Times New Roman" w:cs="Times New Roman"/>
+                <w:b w:val="0"/>
+                <w:i w:val="0"/>
+                <w:color w:val="000000"/>
+                <w:sz w:val="24"/>
+              </w:rPr>
               <w:t>Регистрация</w:t>
             </w:r>
           </w:p>
@@ -3009,9 +3218,22 @@
           <w:p>
             <w:pPr>
               <w:pStyle w:val="Gosttablecompact"/>
+              <w:keepNext w:val="0"/>
+              <w:keepLines w:val="0"/>
+              <w:pageBreakBefore w:val="0"/>
+              <w:spacing w:before="0" w:after="0" w:line="240" w:lineRule="auto"/>
+              <w:ind w:firstLine="0" w:left="0" w:right="0"/>
               <w:jc w:val="left"/>
-            </w:pPr>
-            <w:r>
+              <w:outlineLvl w:val="9"/>
+            </w:pPr>
+            <w:r>
+              <w:rPr>
+                <w:rFonts w:ascii="Times New Roman" w:hAnsi="Times New Roman" w:eastAsia="Times New Roman" w:cs="Times New Roman"/>
+                <w:b w:val="0"/>
+                <w:i w:val="0"/>
+                <w:color w:val="000000"/>
+                <w:sz w:val="24"/>
+              </w:rPr>
               <w:t>Создает профиль на устройстве</w:t>
             </w:r>
           </w:p>
@@ -3030,9 +3252,22 @@
           <w:p>
             <w:pPr>
               <w:pStyle w:val="Gosttablecompact"/>
+              <w:keepNext w:val="0"/>
+              <w:keepLines w:val="0"/>
+              <w:pageBreakBefore w:val="0"/>
+              <w:spacing w:before="0" w:after="0" w:line="240" w:lineRule="auto"/>
+              <w:ind w:firstLine="0" w:left="0" w:right="0"/>
               <w:jc w:val="left"/>
-            </w:pPr>
-            <w:r>
+              <w:outlineLvl w:val="9"/>
+            </w:pPr>
+            <w:r>
+              <w:rPr>
+                <w:rFonts w:ascii="Times New Roman" w:hAnsi="Times New Roman" w:eastAsia="Times New Roman" w:cs="Times New Roman"/>
+                <w:b w:val="0"/>
+                <w:i w:val="0"/>
+                <w:color w:val="000000"/>
+                <w:sz w:val="24"/>
+              </w:rPr>
               <w:t>Подписки</w:t>
             </w:r>
           </w:p>
@@ -3046,9 +3281,22 @@
           <w:p>
             <w:pPr>
               <w:pStyle w:val="Gosttablecompact"/>
+              <w:keepNext w:val="0"/>
+              <w:keepLines w:val="0"/>
+              <w:pageBreakBefore w:val="0"/>
+              <w:spacing w:before="0" w:after="0" w:line="240" w:lineRule="auto"/>
+              <w:ind w:firstLine="0" w:left="0" w:right="0"/>
               <w:jc w:val="left"/>
-            </w:pPr>
-            <w:r>
+              <w:outlineLvl w:val="9"/>
+            </w:pPr>
+            <w:r>
+              <w:rPr>
+                <w:rFonts w:ascii="Times New Roman" w:hAnsi="Times New Roman" w:eastAsia="Times New Roman" w:cs="Times New Roman"/>
+                <w:b w:val="0"/>
+                <w:i w:val="0"/>
+                <w:color w:val="000000"/>
+                <w:sz w:val="24"/>
+              </w:rPr>
               <w:t>Смотрит активные записи, общую сумму и ближайшие даты</w:t>
             </w:r>
           </w:p>
@@ -3067,9 +3315,22 @@
           <w:p>
             <w:pPr>
               <w:pStyle w:val="Gosttablecompact"/>
+              <w:keepNext w:val="0"/>
+              <w:keepLines w:val="0"/>
+              <w:pageBreakBefore w:val="0"/>
+              <w:spacing w:before="0" w:after="0" w:line="240" w:lineRule="auto"/>
+              <w:ind w:firstLine="0" w:left="0" w:right="0"/>
               <w:jc w:val="left"/>
-            </w:pPr>
-            <w:r>
+              <w:outlineLvl w:val="9"/>
+            </w:pPr>
+            <w:r>
+              <w:rPr>
+                <w:rFonts w:ascii="Times New Roman" w:hAnsi="Times New Roman" w:eastAsia="Times New Roman" w:cs="Times New Roman"/>
+                <w:b w:val="0"/>
+                <w:i w:val="0"/>
+                <w:color w:val="000000"/>
+                <w:sz w:val="24"/>
+              </w:rPr>
               <w:t>Добавление и редактирование</w:t>
             </w:r>
           </w:p>
@@ -3083,9 +3344,22 @@
           <w:p>
             <w:pPr>
               <w:pStyle w:val="Gosttablecompact"/>
+              <w:keepNext w:val="0"/>
+              <w:keepLines w:val="0"/>
+              <w:pageBreakBefore w:val="0"/>
+              <w:spacing w:before="0" w:after="0" w:line="240" w:lineRule="auto"/>
+              <w:ind w:firstLine="0" w:left="0" w:right="0"/>
               <w:jc w:val="left"/>
-            </w:pPr>
-            <w:r>
+              <w:outlineLvl w:val="9"/>
+            </w:pPr>
+            <w:r>
+              <w:rPr>
+                <w:rFonts w:ascii="Times New Roman" w:hAnsi="Times New Roman" w:eastAsia="Times New Roman" w:cs="Times New Roman"/>
+                <w:b w:val="0"/>
+                <w:i w:val="0"/>
+                <w:color w:val="000000"/>
+                <w:sz w:val="24"/>
+              </w:rPr>
               <w:t>Вводит данные новой подписки или меняет существующую</w:t>
             </w:r>
           </w:p>
@@ -3104,9 +3378,22 @@
           <w:p>
             <w:pPr>
               <w:pStyle w:val="Gosttablecompact"/>
+              <w:keepNext w:val="0"/>
+              <w:keepLines w:val="0"/>
+              <w:pageBreakBefore w:val="0"/>
+              <w:spacing w:before="0" w:after="0" w:line="240" w:lineRule="auto"/>
+              <w:ind w:firstLine="0" w:left="0" w:right="0"/>
               <w:jc w:val="left"/>
-            </w:pPr>
-            <w:r>
+              <w:outlineLvl w:val="9"/>
+            </w:pPr>
+            <w:r>
+              <w:rPr>
+                <w:rFonts w:ascii="Times New Roman" w:hAnsi="Times New Roman" w:eastAsia="Times New Roman" w:cs="Times New Roman"/>
+                <w:b w:val="0"/>
+                <w:i w:val="0"/>
+                <w:color w:val="000000"/>
+                <w:sz w:val="24"/>
+              </w:rPr>
               <w:t>Детали</w:t>
             </w:r>
           </w:p>
@@ -3120,9 +3407,22 @@
           <w:p>
             <w:pPr>
               <w:pStyle w:val="Gosttablecompact"/>
+              <w:keepNext w:val="0"/>
+              <w:keepLines w:val="0"/>
+              <w:pageBreakBefore w:val="0"/>
+              <w:spacing w:before="0" w:after="0" w:line="240" w:lineRule="auto"/>
+              <w:ind w:firstLine="0" w:left="0" w:right="0"/>
               <w:jc w:val="left"/>
-            </w:pPr>
-            <w:r>
+              <w:outlineLvl w:val="9"/>
+            </w:pPr>
+            <w:r>
+              <w:rPr>
+                <w:rFonts w:ascii="Times New Roman" w:hAnsi="Times New Roman" w:eastAsia="Times New Roman" w:cs="Times New Roman"/>
+                <w:b w:val="0"/>
+                <w:i w:val="0"/>
+                <w:color w:val="000000"/>
+                <w:sz w:val="24"/>
+              </w:rPr>
               <w:t>Смотрит сведения о сервисе, меняет или удаляет запись</w:t>
             </w:r>
           </w:p>
@@ -3141,9 +3441,22 @@
           <w:p>
             <w:pPr>
               <w:pStyle w:val="Gosttablecompact"/>
+              <w:keepNext w:val="0"/>
+              <w:keepLines w:val="0"/>
+              <w:pageBreakBefore w:val="0"/>
+              <w:spacing w:before="0" w:after="0" w:line="240" w:lineRule="auto"/>
+              <w:ind w:firstLine="0" w:left="0" w:right="0"/>
               <w:jc w:val="left"/>
-            </w:pPr>
-            <w:r>
+              <w:outlineLvl w:val="9"/>
+            </w:pPr>
+            <w:r>
+              <w:rPr>
+                <w:rFonts w:ascii="Times New Roman" w:hAnsi="Times New Roman" w:eastAsia="Times New Roman" w:cs="Times New Roman"/>
+                <w:b w:val="0"/>
+                <w:i w:val="0"/>
+                <w:color w:val="000000"/>
+                <w:sz w:val="24"/>
+              </w:rPr>
               <w:t>Статистика</w:t>
             </w:r>
           </w:p>
@@ -3157,9 +3470,22 @@
           <w:p>
             <w:pPr>
               <w:pStyle w:val="Gosttablecompact"/>
+              <w:keepNext w:val="0"/>
+              <w:keepLines w:val="0"/>
+              <w:pageBreakBefore w:val="0"/>
+              <w:spacing w:before="0" w:after="0" w:line="240" w:lineRule="auto"/>
+              <w:ind w:firstLine="0" w:left="0" w:right="0"/>
               <w:jc w:val="left"/>
-            </w:pPr>
-            <w:r>
+              <w:outlineLvl w:val="9"/>
+            </w:pPr>
+            <w:r>
+              <w:rPr>
+                <w:rFonts w:ascii="Times New Roman" w:hAnsi="Times New Roman" w:eastAsia="Times New Roman" w:cs="Times New Roman"/>
+                <w:b w:val="0"/>
+                <w:i w:val="0"/>
+                <w:color w:val="000000"/>
+                <w:sz w:val="24"/>
+              </w:rPr>
               <w:t>Сравнивает расходы по категориям и выбирает период</w:t>
             </w:r>
           </w:p>
@@ -3178,9 +3504,22 @@
           <w:p>
             <w:pPr>
               <w:pStyle w:val="Gosttablecompact"/>
+              <w:keepNext w:val="0"/>
+              <w:keepLines w:val="0"/>
+              <w:pageBreakBefore w:val="0"/>
+              <w:spacing w:before="0" w:after="0" w:line="240" w:lineRule="auto"/>
+              <w:ind w:firstLine="0" w:left="0" w:right="0"/>
               <w:jc w:val="left"/>
-            </w:pPr>
-            <w:r>
+              <w:outlineLvl w:val="9"/>
+            </w:pPr>
+            <w:r>
+              <w:rPr>
+                <w:rFonts w:ascii="Times New Roman" w:hAnsi="Times New Roman" w:eastAsia="Times New Roman" w:cs="Times New Roman"/>
+                <w:b w:val="0"/>
+                <w:i w:val="0"/>
+                <w:color w:val="000000"/>
+                <w:sz w:val="24"/>
+              </w:rPr>
               <w:t>Архив</w:t>
             </w:r>
           </w:p>
@@ -3194,9 +3533,22 @@
           <w:p>
             <w:pPr>
               <w:pStyle w:val="Gosttablecompact"/>
+              <w:keepNext w:val="0"/>
+              <w:keepLines w:val="0"/>
+              <w:pageBreakBefore w:val="0"/>
+              <w:spacing w:before="0" w:after="0" w:line="240" w:lineRule="auto"/>
+              <w:ind w:firstLine="0" w:left="0" w:right="0"/>
               <w:jc w:val="left"/>
-            </w:pPr>
-            <w:r>
+              <w:outlineLvl w:val="9"/>
+            </w:pPr>
+            <w:r>
+              <w:rPr>
+                <w:rFonts w:ascii="Times New Roman" w:hAnsi="Times New Roman" w:eastAsia="Times New Roman" w:cs="Times New Roman"/>
+                <w:b w:val="0"/>
+                <w:i w:val="0"/>
+                <w:color w:val="000000"/>
+                <w:sz w:val="24"/>
+              </w:rPr>
               <w:t>Находит отключенные записи и восстанавливает их</w:t>
             </w:r>
           </w:p>
@@ -3215,9 +3567,22 @@
           <w:p>
             <w:pPr>
               <w:pStyle w:val="Gosttablecompact"/>
+              <w:keepNext w:val="0"/>
+              <w:keepLines w:val="0"/>
+              <w:pageBreakBefore w:val="0"/>
+              <w:spacing w:before="0" w:after="0" w:line="240" w:lineRule="auto"/>
+              <w:ind w:firstLine="0" w:left="0" w:right="0"/>
               <w:jc w:val="left"/>
-            </w:pPr>
-            <w:r>
+              <w:outlineLvl w:val="9"/>
+            </w:pPr>
+            <w:r>
+              <w:rPr>
+                <w:rFonts w:ascii="Times New Roman" w:hAnsi="Times New Roman" w:eastAsia="Times New Roman" w:cs="Times New Roman"/>
+                <w:b w:val="0"/>
+                <w:i w:val="0"/>
+                <w:color w:val="000000"/>
+                <w:sz w:val="24"/>
+              </w:rPr>
               <w:t>Настройки</w:t>
             </w:r>
           </w:p>
@@ -3231,9 +3596,22 @@
           <w:p>
             <w:pPr>
               <w:pStyle w:val="Gosttablecompact"/>
+              <w:keepNext w:val="0"/>
+              <w:keepLines w:val="0"/>
+              <w:pageBreakBefore w:val="0"/>
+              <w:spacing w:before="0" w:after="0" w:line="240" w:lineRule="auto"/>
+              <w:ind w:firstLine="0" w:left="0" w:right="0"/>
               <w:jc w:val="left"/>
-            </w:pPr>
-            <w:r>
+              <w:outlineLvl w:val="9"/>
+            </w:pPr>
+            <w:r>
+              <w:rPr>
+                <w:rFonts w:ascii="Times New Roman" w:hAnsi="Times New Roman" w:eastAsia="Times New Roman" w:cs="Times New Roman"/>
+                <w:b w:val="0"/>
+                <w:i w:val="0"/>
+                <w:color w:val="000000"/>
+                <w:sz w:val="24"/>
+              </w:rPr>
               <w:t>Меняет тему, смотрит сведения о профиле и выходит из него</w:t>
             </w:r>
           </w:p>
@@ -3243,25 +3621,67 @@
     <w:p>
       <w:pPr>
         <w:pStyle w:val="Gostbody"/>
+        <w:keepNext w:val="0"/>
+        <w:keepLines w:val="0"/>
+        <w:pageBreakBefore w:val="0"/>
+        <w:spacing w:before="0" w:after="0" w:line="360" w:lineRule="auto"/>
+        <w:ind w:firstLine="709" w:left="0" w:right="0"/>
+        <w:jc w:val="both"/>
+        <w:outlineLvl w:val="9"/>
       </w:pPr>
       <w:r>
+        <w:rPr>
+          <w:rFonts w:ascii="Times New Roman" w:hAnsi="Times New Roman" w:eastAsia="Times New Roman" w:cs="Times New Roman"/>
+          <w:b w:val="0"/>
+          <w:i w:val="0"/>
+          <w:color w:val="000000"/>
+          <w:sz w:val="28"/>
+        </w:rPr>
         <w:t>Внизу расположены три основных раздела: подписки, статистика и архив. Кнопка «+» открывает форму добавления. Нажатие на карточку открывает детали, а кнопка в верхней части экрана – настройки. Для переходов в Android используется Navigation Compose.</w:t>
       </w:r>
     </w:p>
     <w:p>
       <w:pPr>
         <w:pStyle w:val="Gostbody"/>
+        <w:keepNext w:val="0"/>
+        <w:keepLines w:val="0"/>
+        <w:pageBreakBefore w:val="0"/>
+        <w:spacing w:before="0" w:after="0" w:line="360" w:lineRule="auto"/>
+        <w:ind w:firstLine="709" w:left="0" w:right="0"/>
+        <w:jc w:val="both"/>
+        <w:outlineLvl w:val="9"/>
       </w:pPr>
       <w:r>
+        <w:rPr>
+          <w:rFonts w:ascii="Times New Roman" w:hAnsi="Times New Roman" w:eastAsia="Times New Roman" w:cs="Times New Roman"/>
+          <w:b w:val="0"/>
+          <w:i w:val="0"/>
+          <w:color w:val="000000"/>
+          <w:sz w:val="28"/>
+        </w:rPr>
         <w:t>Ненужную запись можно удалить с подтверждением или перенести в архив. Архивная подписка сохраняется, но не входит в текущие расходы. При необходимости ее можно восстановить. Эти действия меняют только учет в SubTrack; отмена услуги выполняется у самого сервиса.</w:t>
       </w:r>
     </w:p>
     <w:p>
       <w:pPr>
         <w:pStyle w:val="Gostsection"/>
+        <w:keepNext/>
+        <w:keepLines w:val="0"/>
+        <w:pageBreakBefore/>
+        <w:spacing w:before="0" w:after="0" w:line="360" w:lineRule="auto"/>
+        <w:ind w:firstLine="709" w:left="0" w:right="0"/>
+        <w:jc w:val="both"/>
+        <w:outlineLvl w:val="0"/>
       </w:pPr>
       <w:bookmarkStart w:id="2" w:name="_Toc244201292"/>
       <w:r>
+        <w:rPr>
+          <w:rFonts w:ascii="Times New Roman" w:hAnsi="Times New Roman" w:eastAsia="Times New Roman" w:cs="Times New Roman"/>
+          <w:b/>
+          <w:i w:val="0"/>
+          <w:color w:val="000000"/>
+          <w:sz w:val="28"/>
+        </w:rPr>
         <w:lastRenderedPageBreak/>
         <w:t>2 Интерфейс приложения</w:t>
       </w:r>
@@ -3270,17 +3690,45 @@
     <w:p>
       <w:pPr>
         <w:pStyle w:val="Gostbody"/>
+        <w:keepNext w:val="0"/>
+        <w:keepLines w:val="0"/>
+        <w:pageBreakBefore w:val="0"/>
+        <w:spacing w:before="0" w:after="0" w:line="360" w:lineRule="auto"/>
+        <w:ind w:firstLine="709" w:left="0" w:right="0"/>
+        <w:jc w:val="both"/>
+        <w:outlineLvl w:val="9"/>
       </w:pPr>
       <w:r>
+        <w:rPr>
+          <w:rFonts w:ascii="Times New Roman" w:hAnsi="Times New Roman" w:eastAsia="Times New Roman" w:cs="Times New Roman"/>
+          <w:b w:val="0"/>
+          <w:i w:val="0"/>
+          <w:color w:val="000000"/>
+          <w:sz w:val="28"/>
+        </w:rPr>
         <w:t>Интерфейс использует зеленые заголовки и крупные карточки. На рисунках показан обновленный HTML-прототип версии 0.3.2. Длинные формы и списки прокручиваются.</w:t>
       </w:r>
     </w:p>
     <w:p>
       <w:pPr>
         <w:pStyle w:val="Gostsubsection"/>
+        <w:keepNext/>
+        <w:keepLines w:val="0"/>
+        <w:pageBreakBefore w:val="0"/>
+        <w:spacing w:before="0" w:after="0" w:line="360" w:lineRule="auto"/>
+        <w:ind w:firstLine="709" w:left="0" w:right="0"/>
+        <w:jc w:val="left"/>
+        <w:outlineLvl w:val="1"/>
       </w:pPr>
       <w:bookmarkStart w:id="3" w:name="_Toc244201293"/>
       <w:r>
+        <w:rPr>
+          <w:rFonts w:ascii="Times New Roman" w:hAnsi="Times New Roman" w:eastAsia="Times New Roman" w:cs="Times New Roman"/>
+          <w:b/>
+          <w:i w:val="0"/>
+          <w:color w:val="000000"/>
+          <w:sz w:val="28"/>
+        </w:rPr>
         <w:t>2.1 Вход и регистрация</w:t>
       </w:r>
       <w:bookmarkEnd w:id="3"/>
@@ -3288,10 +3736,22 @@
     <w:p>
       <w:pPr>
         <w:pStyle w:val="Gostfigure"/>
+        <w:keepNext/>
+        <w:keepLines w:val="0"/>
+        <w:pageBreakBefore w:val="0"/>
+        <w:spacing w:before="0" w:after="0" w:line="360" w:lineRule="auto"/>
+        <w:ind w:firstLine="0" w:left="0" w:right="0"/>
+        <w:jc w:val="center"/>
+        <w:outlineLvl w:val="9"/>
       </w:pPr>
       <w:r>
         <w:rPr>
+          <w:rFonts w:ascii="Times New Roman" w:hAnsi="Times New Roman" w:eastAsia="Times New Roman" w:cs="Times New Roman"/>
+          <w:b w:val="0"/>
+          <w:i w:val="0"/>
           <w:noProof/>
+          <w:color w:val="000000"/>
+          <w:sz w:val="28"/>
         </w:rPr>
         <w:drawing>
           <wp:inline distT="0" distB="0" distL="0" distR="0" wp14:anchorId="41882538" wp14:editId="1F08B2EE">
@@ -3333,26 +3793,67 @@
     <w:p>
       <w:pPr>
         <w:pStyle w:val="Gostfigurecaption"/>
+        <w:keepNext w:val="0"/>
+        <w:keepLines w:val="0"/>
+        <w:pageBreakBefore w:val="0"/>
+        <w:spacing w:before="0" w:after="0" w:line="360" w:lineRule="auto"/>
+        <w:ind w:firstLine="0" w:left="0" w:right="0"/>
+        <w:jc w:val="center"/>
+        <w:outlineLvl w:val="9"/>
       </w:pPr>
       <w:r>
+        <w:rPr>
+          <w:rFonts w:ascii="Times New Roman" w:hAnsi="Times New Roman" w:eastAsia="Times New Roman" w:cs="Times New Roman"/>
+          <w:b w:val="0"/>
+          <w:i w:val="0"/>
+          <w:color w:val="000000"/>
+          <w:sz w:val="28"/>
+        </w:rPr>
         <w:t>Рисунок 1 – Экраны входа и регистрации</w:t>
       </w:r>
     </w:p>
     <w:p>
       <w:pPr>
         <w:pStyle w:val="Gostbody"/>
+        <w:keepNext w:val="0"/>
+        <w:keepLines w:val="0"/>
+        <w:pageBreakBefore w:val="0"/>
+        <w:spacing w:before="0" w:after="0" w:line="360" w:lineRule="auto"/>
+        <w:ind w:firstLine="709" w:left="0" w:right="0"/>
+        <w:jc w:val="both"/>
+        <w:outlineLvl w:val="9"/>
       </w:pPr>
       <w:r>
+        <w:rPr>
+          <w:rFonts w:ascii="Times New Roman" w:hAnsi="Times New Roman" w:eastAsia="Times New Roman" w:cs="Times New Roman"/>
+          <w:b w:val="0"/>
+          <w:i w:val="0"/>
+          <w:color w:val="000000"/>
+          <w:sz w:val="28"/>
+        </w:rPr>
         <w:t>Для регистрации нужны имя, почта и пароль с подтверждением. Почта служит логином; отправка письма не выполняется. Кнопка с глазом показывает или скрывает пароль. Ошибка ввода сопровождается пояснением.</w:t>
       </w:r>
     </w:p>
     <w:p>
       <w:pPr>
         <w:pStyle w:val="Gostsubsection"/>
+        <w:keepNext/>
+        <w:keepLines w:val="0"/>
         <w:pageBreakBefore/>
+        <w:spacing w:before="0" w:after="0" w:line="360" w:lineRule="auto"/>
+        <w:ind w:firstLine="709" w:left="0" w:right="0"/>
+        <w:jc w:val="left"/>
+        <w:outlineLvl w:val="1"/>
       </w:pPr>
       <w:bookmarkStart w:id="4" w:name="_Toc244201294"/>
       <w:r>
+        <w:rPr>
+          <w:rFonts w:ascii="Times New Roman" w:hAnsi="Times New Roman" w:eastAsia="Times New Roman" w:cs="Times New Roman"/>
+          <w:b/>
+          <w:i w:val="0"/>
+          <w:color w:val="000000"/>
+          <w:sz w:val="28"/>
+        </w:rPr>
         <w:lastRenderedPageBreak/>
         <w:t>2.2 Список и добавление подписки</w:t>
       </w:r>
@@ -3361,10 +3862,22 @@
     <w:p>
       <w:pPr>
         <w:pStyle w:val="Gostfigure"/>
+        <w:keepNext/>
+        <w:keepLines w:val="0"/>
+        <w:pageBreakBefore w:val="0"/>
+        <w:spacing w:before="0" w:after="0" w:line="360" w:lineRule="auto"/>
+        <w:ind w:firstLine="0" w:left="0" w:right="0"/>
+        <w:jc w:val="center"/>
+        <w:outlineLvl w:val="9"/>
       </w:pPr>
       <w:r>
         <w:rPr>
+          <w:rFonts w:ascii="Times New Roman" w:hAnsi="Times New Roman" w:eastAsia="Times New Roman" w:cs="Times New Roman"/>
+          <w:b w:val="0"/>
+          <w:i w:val="0"/>
           <w:noProof/>
+          <w:color w:val="000000"/>
+          <w:sz w:val="28"/>
         </w:rPr>
         <w:drawing>
           <wp:inline distT="0" distB="0" distL="0" distR="0" wp14:anchorId="2BC52948" wp14:editId="45CD7A4F">
@@ -3406,34 +3919,89 @@
     <w:p>
       <w:pPr>
         <w:pStyle w:val="Gostfigurecaption"/>
+        <w:keepNext w:val="0"/>
+        <w:keepLines w:val="0"/>
+        <w:pageBreakBefore w:val="0"/>
+        <w:spacing w:before="0" w:after="0" w:line="360" w:lineRule="auto"/>
+        <w:ind w:firstLine="0" w:left="0" w:right="0"/>
+        <w:jc w:val="center"/>
+        <w:outlineLvl w:val="9"/>
       </w:pPr>
       <w:r>
+        <w:rPr>
+          <w:rFonts w:ascii="Times New Roman" w:hAnsi="Times New Roman" w:eastAsia="Times New Roman" w:cs="Times New Roman"/>
+          <w:b w:val="0"/>
+          <w:i w:val="0"/>
+          <w:color w:val="000000"/>
+          <w:sz w:val="28"/>
+        </w:rPr>
         <w:t>Рисунок 2 – Список подписок и форма добавления</w:t>
       </w:r>
     </w:p>
     <w:p>
       <w:pPr>
         <w:pStyle w:val="Gostbody"/>
+        <w:keepNext w:val="0"/>
+        <w:keepLines w:val="0"/>
+        <w:pageBreakBefore w:val="0"/>
+        <w:spacing w:before="0" w:after="0" w:line="360" w:lineRule="auto"/>
+        <w:ind w:firstLine="709" w:left="0" w:right="0"/>
+        <w:jc w:val="both"/>
+        <w:outlineLvl w:val="9"/>
       </w:pPr>
       <w:r>
+        <w:rPr>
+          <w:rFonts w:ascii="Times New Roman" w:hAnsi="Times New Roman" w:eastAsia="Times New Roman" w:cs="Times New Roman"/>
+          <w:b w:val="0"/>
+          <w:i w:val="0"/>
+          <w:color w:val="000000"/>
+          <w:sz w:val="28"/>
+        </w:rPr>
         <w:t>В верхней части списка показана оценка расходов за месяц. Ниже расположены карточки сервисов с суммой и сроком до оплаты. Поиск помогает найти нужную запись.</w:t>
       </w:r>
     </w:p>
     <w:p>
       <w:pPr>
         <w:pStyle w:val="Gostbody"/>
+        <w:keepNext w:val="0"/>
+        <w:keepLines w:val="0"/>
+        <w:pageBreakBefore w:val="0"/>
+        <w:spacing w:before="0" w:after="0" w:line="360" w:lineRule="auto"/>
+        <w:ind w:firstLine="709" w:left="0" w:right="0"/>
+        <w:jc w:val="both"/>
+        <w:outlineLvl w:val="9"/>
       </w:pPr>
       <w:r>
+        <w:rPr>
+          <w:rFonts w:ascii="Times New Roman" w:hAnsi="Times New Roman" w:eastAsia="Times New Roman" w:cs="Times New Roman"/>
+          <w:b w:val="0"/>
+          <w:i w:val="0"/>
+          <w:color w:val="000000"/>
+          <w:sz w:val="28"/>
+        </w:rPr>
         <w:t>В форме указываются название, стоимость в рублях, период, дата и категория. Календарь запрещает выбирать прошлые даты. Нажатие вне поля снимает фокус; в Android также скрывается клавиатура.</w:t>
       </w:r>
     </w:p>
     <w:p>
       <w:pPr>
         <w:pStyle w:val="Gostsubsection"/>
+        <w:keepNext/>
+        <w:keepLines w:val="0"/>
         <w:pageBreakBefore/>
+        <w:spacing w:before="0" w:after="0" w:line="360" w:lineRule="auto"/>
+        <w:ind w:firstLine="709" w:left="0" w:right="0"/>
+        <w:jc w:val="left"/>
+        <w:outlineLvl w:val="1"/>
       </w:pPr>
       <w:bookmarkStart w:id="5" w:name="_Toc244201295"/>
       <w:r>
+        <w:rPr>
+          <w:rFonts w:ascii="Times New Roman" w:hAnsi="Times New Roman" w:eastAsia="Times New Roman" w:cs="Times New Roman"/>
+          <w:b/>
+          <w:i w:val="0"/>
+          <w:color w:val="000000"/>
+          <w:sz w:val="28"/>
+        </w:rPr>
         <w:lastRenderedPageBreak/>
         <w:t>2.3 Детали и статистика</w:t>
       </w:r>
@@ -3442,10 +4010,22 @@
     <w:p>
       <w:pPr>
         <w:pStyle w:val="Gostfigure"/>
+        <w:keepNext/>
+        <w:keepLines w:val="0"/>
+        <w:pageBreakBefore w:val="0"/>
+        <w:spacing w:before="0" w:after="0" w:line="360" w:lineRule="auto"/>
+        <w:ind w:firstLine="0" w:left="0" w:right="0"/>
+        <w:jc w:val="center"/>
+        <w:outlineLvl w:val="9"/>
       </w:pPr>
       <w:r>
         <w:rPr>
+          <w:rFonts w:ascii="Times New Roman" w:hAnsi="Times New Roman" w:eastAsia="Times New Roman" w:cs="Times New Roman"/>
+          <w:b w:val="0"/>
+          <w:i w:val="0"/>
           <w:noProof/>
+          <w:color w:val="000000"/>
+          <w:sz w:val="28"/>
         </w:rPr>
         <w:drawing>
           <wp:inline distT="0" distB="0" distL="0" distR="0" wp14:anchorId="76DA09A7" wp14:editId="25B14D85">
@@ -3487,34 +4067,89 @@
     <w:p>
       <w:pPr>
         <w:pStyle w:val="Gostfigurecaption"/>
+        <w:keepNext w:val="0"/>
+        <w:keepLines w:val="0"/>
+        <w:pageBreakBefore w:val="0"/>
+        <w:spacing w:before="0" w:after="0" w:line="360" w:lineRule="auto"/>
+        <w:ind w:firstLine="0" w:left="0" w:right="0"/>
+        <w:jc w:val="center"/>
+        <w:outlineLvl w:val="9"/>
       </w:pPr>
       <w:r>
+        <w:rPr>
+          <w:rFonts w:ascii="Times New Roman" w:hAnsi="Times New Roman" w:eastAsia="Times New Roman" w:cs="Times New Roman"/>
+          <w:b w:val="0"/>
+          <w:i w:val="0"/>
+          <w:color w:val="000000"/>
+          <w:sz w:val="28"/>
+        </w:rPr>
         <w:t>Рисунок 3 – Детали подписки и статистика</w:t>
       </w:r>
     </w:p>
     <w:p>
       <w:pPr>
         <w:pStyle w:val="Gostbody"/>
+        <w:keepNext w:val="0"/>
+        <w:keepLines w:val="0"/>
+        <w:pageBreakBefore w:val="0"/>
+        <w:spacing w:before="0" w:after="0" w:line="360" w:lineRule="auto"/>
+        <w:ind w:firstLine="709" w:left="0" w:right="0"/>
+        <w:jc w:val="both"/>
+        <w:outlineLvl w:val="9"/>
       </w:pPr>
       <w:r>
+        <w:rPr>
+          <w:rFonts w:ascii="Times New Roman" w:hAnsi="Times New Roman" w:eastAsia="Times New Roman" w:cs="Times New Roman"/>
+          <w:b w:val="0"/>
+          <w:i w:val="0"/>
+          <w:color w:val="000000"/>
+          <w:sz w:val="28"/>
+        </w:rPr>
         <w:t>В деталях видны стоимость, дата оплаты и годовая оценка расходов. Здесь же находятся действия с записью: редактирование, архивирование и удаление.</w:t>
       </w:r>
     </w:p>
     <w:p>
       <w:pPr>
         <w:pStyle w:val="Gostbody"/>
+        <w:keepNext w:val="0"/>
+        <w:keepLines w:val="0"/>
+        <w:pageBreakBefore w:val="0"/>
+        <w:spacing w:before="0" w:after="0" w:line="360" w:lineRule="auto"/>
+        <w:ind w:firstLine="709" w:left="0" w:right="0"/>
+        <w:jc w:val="both"/>
+        <w:outlineLvl w:val="9"/>
       </w:pPr>
       <w:r>
+        <w:rPr>
+          <w:rFonts w:ascii="Times New Roman" w:hAnsi="Times New Roman" w:eastAsia="Times New Roman" w:cs="Times New Roman"/>
+          <w:b w:val="0"/>
+          <w:i w:val="0"/>
+          <w:color w:val="000000"/>
+          <w:sz w:val="28"/>
+        </w:rPr>
         <w:t>Статистика показывает, какая часть расходов приходится на музыку, видео, облако, обучение и прочие сервисы. Переключатель меняет период: месяц, квартал или год. Категории показаны обычными строками с цветом и процентом; нажимать на них не нужно.</w:t>
       </w:r>
     </w:p>
     <w:p>
       <w:pPr>
         <w:pStyle w:val="Gostsubsection"/>
+        <w:keepNext/>
+        <w:keepLines w:val="0"/>
         <w:pageBreakBefore/>
+        <w:spacing w:before="0" w:after="0" w:line="360" w:lineRule="auto"/>
+        <w:ind w:firstLine="709" w:left="0" w:right="0"/>
+        <w:jc w:val="left"/>
+        <w:outlineLvl w:val="1"/>
       </w:pPr>
       <w:bookmarkStart w:id="6" w:name="_Toc244201296"/>
       <w:r>
+        <w:rPr>
+          <w:rFonts w:ascii="Times New Roman" w:hAnsi="Times New Roman" w:eastAsia="Times New Roman" w:cs="Times New Roman"/>
+          <w:b/>
+          <w:i w:val="0"/>
+          <w:color w:val="000000"/>
+          <w:sz w:val="28"/>
+        </w:rPr>
         <w:lastRenderedPageBreak/>
         <w:t>2.4 Архив и настройки</w:t>
       </w:r>
@@ -3523,10 +4158,22 @@
     <w:p>
       <w:pPr>
         <w:pStyle w:val="Gostfigure"/>
+        <w:keepNext/>
+        <w:keepLines w:val="0"/>
+        <w:pageBreakBefore w:val="0"/>
+        <w:spacing w:before="0" w:after="0" w:line="360" w:lineRule="auto"/>
+        <w:ind w:firstLine="0" w:left="0" w:right="0"/>
+        <w:jc w:val="center"/>
+        <w:outlineLvl w:val="9"/>
       </w:pPr>
       <w:r>
         <w:rPr>
+          <w:rFonts w:ascii="Times New Roman" w:hAnsi="Times New Roman" w:eastAsia="Times New Roman" w:cs="Times New Roman"/>
+          <w:b w:val="0"/>
+          <w:i w:val="0"/>
           <w:noProof/>
+          <w:color w:val="000000"/>
+          <w:sz w:val="28"/>
         </w:rPr>
         <w:drawing>
           <wp:inline distT="0" distB="0" distL="0" distR="0" wp14:anchorId="1DF7B8EA" wp14:editId="437DBB6E">
@@ -3568,33 +4215,89 @@
     <w:p>
       <w:pPr>
         <w:pStyle w:val="Gostfigurecaption"/>
+        <w:keepNext w:val="0"/>
+        <w:keepLines w:val="0"/>
+        <w:pageBreakBefore w:val="0"/>
+        <w:spacing w:before="0" w:after="0" w:line="360" w:lineRule="auto"/>
+        <w:ind w:firstLine="0" w:left="0" w:right="0"/>
+        <w:jc w:val="center"/>
+        <w:outlineLvl w:val="9"/>
       </w:pPr>
       <w:r>
+        <w:rPr>
+          <w:rFonts w:ascii="Times New Roman" w:hAnsi="Times New Roman" w:eastAsia="Times New Roman" w:cs="Times New Roman"/>
+          <w:b w:val="0"/>
+          <w:i w:val="0"/>
+          <w:color w:val="000000"/>
+          <w:sz w:val="28"/>
+        </w:rPr>
         <w:t>Рисунок 4 – Архив и настройки</w:t>
       </w:r>
     </w:p>
     <w:p>
       <w:pPr>
         <w:pStyle w:val="Gostbody"/>
+        <w:keepNext w:val="0"/>
+        <w:keepLines w:val="0"/>
+        <w:pageBreakBefore w:val="0"/>
+        <w:spacing w:before="0" w:after="0" w:line="360" w:lineRule="auto"/>
+        <w:ind w:firstLine="709" w:left="0" w:right="0"/>
+        <w:jc w:val="both"/>
+        <w:outlineLvl w:val="9"/>
       </w:pPr>
       <w:r>
+        <w:rPr>
+          <w:rFonts w:ascii="Times New Roman" w:hAnsi="Times New Roman" w:eastAsia="Times New Roman" w:cs="Times New Roman"/>
+          <w:b w:val="0"/>
+          <w:i w:val="0"/>
+          <w:color w:val="000000"/>
+          <w:sz w:val="28"/>
+        </w:rPr>
         <w:t>Архив оформлен в том же стиле: зеленый заголовок и карточки сервисов. Кнопка «Открыть детали» ведет к записи, где ее можно восстановить.</w:t>
       </w:r>
     </w:p>
     <w:p>
       <w:pPr>
         <w:pStyle w:val="Gostbody"/>
+        <w:keepNext w:val="0"/>
+        <w:keepLines w:val="0"/>
+        <w:pageBreakBefore w:val="0"/>
+        <w:spacing w:before="0" w:after="0" w:line="360" w:lineRule="auto"/>
+        <w:ind w:firstLine="709" w:left="0" w:right="0"/>
+        <w:jc w:val="both"/>
+        <w:outlineLvl w:val="9"/>
       </w:pPr>
       <w:r>
+        <w:rPr>
+          <w:rFonts w:ascii="Times New Roman" w:hAnsi="Times New Roman" w:eastAsia="Times New Roman" w:cs="Times New Roman"/>
+          <w:b w:val="0"/>
+          <w:i w:val="0"/>
+          <w:color w:val="000000"/>
+          <w:sz w:val="28"/>
+        </w:rPr>
         <w:t>В настройках можно посмотреть сведения о профиле, включить темную тему и выйти. Единственная валюта приложения – российский рубль.</w:t>
       </w:r>
     </w:p>
     <w:p>
       <w:pPr>
         <w:pStyle w:val="Gostsection"/>
+        <w:keepNext/>
+        <w:keepLines w:val="0"/>
+        <w:pageBreakBefore/>
+        <w:spacing w:before="0" w:after="0" w:line="360" w:lineRule="auto"/>
+        <w:ind w:firstLine="709" w:left="0" w:right="0"/>
+        <w:jc w:val="both"/>
+        <w:outlineLvl w:val="0"/>
       </w:pPr>
       <w:bookmarkStart w:id="7" w:name="_Toc244201297"/>
       <w:r>
+        <w:rPr>
+          <w:rFonts w:ascii="Times New Roman" w:hAnsi="Times New Roman" w:eastAsia="Times New Roman" w:cs="Times New Roman"/>
+          <w:b/>
+          <w:i w:val="0"/>
+          <w:color w:val="000000"/>
+          <w:sz w:val="28"/>
+        </w:rPr>
         <w:lastRenderedPageBreak/>
         <w:t>3 Реализация приложения</w:t>
       </w:r>
@@ -3603,9 +4306,23 @@
     <w:p>
       <w:pPr>
         <w:pStyle w:val="Gostsubsection"/>
+        <w:keepNext/>
+        <w:keepLines w:val="0"/>
+        <w:pageBreakBefore w:val="0"/>
+        <w:spacing w:before="0" w:after="0" w:line="360" w:lineRule="auto"/>
+        <w:ind w:firstLine="709" w:left="0" w:right="0"/>
+        <w:jc w:val="left"/>
+        <w:outlineLvl w:val="1"/>
       </w:pPr>
       <w:bookmarkStart w:id="8" w:name="_Toc244201298"/>
       <w:r>
+        <w:rPr>
+          <w:rFonts w:ascii="Times New Roman" w:hAnsi="Times New Roman" w:eastAsia="Times New Roman" w:cs="Times New Roman"/>
+          <w:b/>
+          <w:i w:val="0"/>
+          <w:color w:val="000000"/>
+          <w:sz w:val="28"/>
+        </w:rPr>
         <w:t>3.1 Технологии и хранение данных</w:t>
       </w:r>
       <w:bookmarkEnd w:id="8"/>
@@ -3613,33 +4330,89 @@
     <w:p>
       <w:pPr>
         <w:pStyle w:val="Gostbody"/>
+        <w:keepNext w:val="0"/>
+        <w:keepLines w:val="0"/>
+        <w:pageBreakBefore w:val="0"/>
+        <w:spacing w:before="0" w:after="0" w:line="360" w:lineRule="auto"/>
+        <w:ind w:firstLine="709" w:left="0" w:right="0"/>
+        <w:jc w:val="both"/>
+        <w:outlineLvl w:val="9"/>
       </w:pPr>
       <w:r>
+        <w:rPr>
+          <w:rFonts w:ascii="Times New Roman" w:hAnsi="Times New Roman" w:eastAsia="Times New Roman" w:cs="Times New Roman"/>
+          <w:b w:val="0"/>
+          <w:i w:val="0"/>
+          <w:color w:val="000000"/>
+          <w:sz w:val="28"/>
+        </w:rPr>
         <w:t>Приложение написано на Kotlin для Android 8.0 и новее. Для экранов используются Jetpack Compose и компоненты Material Design 3.</w:t>
       </w:r>
     </w:p>
     <w:p>
       <w:pPr>
         <w:pStyle w:val="Gostbody"/>
+        <w:keepNext w:val="0"/>
+        <w:keepLines w:val="0"/>
+        <w:pageBreakBefore w:val="0"/>
+        <w:spacing w:before="0" w:after="0" w:line="360" w:lineRule="auto"/>
+        <w:ind w:firstLine="709" w:left="0" w:right="0"/>
+        <w:jc w:val="both"/>
+        <w:outlineLvl w:val="9"/>
       </w:pPr>
       <w:r>
+        <w:rPr>
+          <w:rFonts w:ascii="Times New Roman" w:hAnsi="Times New Roman" w:eastAsia="Times New Roman" w:cs="Times New Roman"/>
+          <w:b w:val="0"/>
+          <w:i w:val="0"/>
+          <w:color w:val="000000"/>
+          <w:sz w:val="28"/>
+        </w:rPr>
         <w:t>При сохранении программа проверяет поля, записывает подписку и обновляет экран. База Room хранит профили и подписки. Тема и идентификатор вошедшего профиля сохраняются через DataStore.</w:t>
       </w:r>
     </w:p>
     <w:p>
       <w:pPr>
         <w:pStyle w:val="Gostbody"/>
+        <w:keepNext w:val="0"/>
+        <w:keepLines w:val="0"/>
+        <w:pageBreakBefore w:val="0"/>
+        <w:spacing w:before="0" w:after="0" w:line="360" w:lineRule="auto"/>
+        <w:ind w:firstLine="709" w:left="0" w:right="0"/>
+        <w:jc w:val="both"/>
+        <w:outlineLvl w:val="9"/>
       </w:pPr>
       <w:r>
+        <w:rPr>
+          <w:rFonts w:ascii="Times New Roman" w:hAnsi="Times New Roman" w:eastAsia="Times New Roman" w:cs="Times New Roman"/>
+          <w:b w:val="0"/>
+          <w:i w:val="0"/>
+          <w:color w:val="000000"/>
+          <w:sz w:val="28"/>
+        </w:rPr>
         <w:t>Пользователь видит только записи своего профиля. Они хранятся на устройстве, без облачной синхронизации. После первой установки список подписок пуст.</w:t>
       </w:r>
     </w:p>
     <w:p>
       <w:pPr>
         <w:pStyle w:val="Gostsubsection"/>
+        <w:keepNext/>
+        <w:keepLines w:val="0"/>
+        <w:pageBreakBefore w:val="0"/>
+        <w:spacing w:before="0" w:after="0" w:line="360" w:lineRule="auto"/>
+        <w:ind w:firstLine="709" w:left="0" w:right="0"/>
+        <w:jc w:val="left"/>
+        <w:outlineLvl w:val="1"/>
       </w:pPr>
       <w:bookmarkStart w:id="9" w:name="_Toc244201299"/>
       <w:r>
+        <w:rPr>
+          <w:rFonts w:ascii="Times New Roman" w:hAnsi="Times New Roman" w:eastAsia="Times New Roman" w:cs="Times New Roman"/>
+          <w:b/>
+          <w:i w:val="0"/>
+          <w:color w:val="000000"/>
+          <w:sz w:val="28"/>
+        </w:rPr>
         <w:t>3.2 Регистрация и вход</w:t>
       </w:r>
       <w:bookmarkEnd w:id="9"/>
@@ -3647,25 +4420,67 @@
     <w:p>
       <w:pPr>
         <w:pStyle w:val="Gostbody"/>
+        <w:keepNext w:val="0"/>
+        <w:keepLines w:val="0"/>
+        <w:pageBreakBefore w:val="0"/>
+        <w:spacing w:before="0" w:after="0" w:line="360" w:lineRule="auto"/>
+        <w:ind w:firstLine="709" w:left="0" w:right="0"/>
+        <w:jc w:val="both"/>
+        <w:outlineLvl w:val="9"/>
       </w:pPr>
       <w:r>
+        <w:rPr>
+          <w:rFonts w:ascii="Times New Roman" w:hAnsi="Times New Roman" w:eastAsia="Times New Roman" w:cs="Times New Roman"/>
+          <w:b w:val="0"/>
+          <w:i w:val="0"/>
+          <w:color w:val="000000"/>
+          <w:sz w:val="28"/>
+        </w:rPr>
         <w:t>При регистрации проверяются имя, почта и совпадение паролей. Повторно использовать тот же адрес нельзя. Длина пароля – от 10 до 128 символов.</w:t>
       </w:r>
     </w:p>
     <w:p>
       <w:pPr>
         <w:pStyle w:val="Gostbody"/>
+        <w:keepNext w:val="0"/>
+        <w:keepLines w:val="0"/>
+        <w:pageBreakBefore w:val="0"/>
+        <w:spacing w:before="0" w:after="0" w:line="360" w:lineRule="auto"/>
+        <w:ind w:firstLine="709" w:left="0" w:right="0"/>
+        <w:jc w:val="both"/>
+        <w:outlineLvl w:val="9"/>
       </w:pPr>
       <w:r>
+        <w:rPr>
+          <w:rFonts w:ascii="Times New Roman" w:hAnsi="Times New Roman" w:eastAsia="Times New Roman" w:cs="Times New Roman"/>
+          <w:b w:val="0"/>
+          <w:i w:val="0"/>
+          <w:color w:val="000000"/>
+          <w:sz w:val="28"/>
+        </w:rPr>
         <w:t>В базе хранится хеш – проверочное значение пароля. После перезапуска вход восстанавливается до нажатия «Выйти». Кнопка «Назад» после входа не возвращает авторизацию. Восстановления пароля нет; база не зашифрована.</w:t>
       </w:r>
     </w:p>
     <w:p>
       <w:pPr>
         <w:pStyle w:val="Gostsubsection"/>
+        <w:keepNext/>
+        <w:keepLines w:val="0"/>
+        <w:pageBreakBefore w:val="0"/>
+        <w:spacing w:before="0" w:after="0" w:line="360" w:lineRule="auto"/>
+        <w:ind w:firstLine="709" w:left="0" w:right="0"/>
+        <w:jc w:val="left"/>
+        <w:outlineLvl w:val="1"/>
       </w:pPr>
       <w:bookmarkStart w:id="10" w:name="_Toc244201300"/>
       <w:r>
+        <w:rPr>
+          <w:rFonts w:ascii="Times New Roman" w:hAnsi="Times New Roman" w:eastAsia="Times New Roman" w:cs="Times New Roman"/>
+          <w:b/>
+          <w:i w:val="0"/>
+          <w:color w:val="000000"/>
+          <w:sz w:val="28"/>
+        </w:rPr>
         <w:t>3.3 Собственные элементы интерфейса</w:t>
       </w:r>
       <w:bookmarkEnd w:id="10"/>
@@ -3673,16 +4488,44 @@
     <w:p>
       <w:pPr>
         <w:pStyle w:val="Gostbody"/>
+        <w:keepNext w:val="0"/>
+        <w:keepLines w:val="0"/>
+        <w:pageBreakBefore w:val="0"/>
+        <w:spacing w:before="0" w:after="0" w:line="360" w:lineRule="auto"/>
+        <w:ind w:firstLine="709" w:left="0" w:right="0"/>
+        <w:jc w:val="both"/>
+        <w:outlineLvl w:val="9"/>
       </w:pPr>
       <w:r>
+        <w:rPr>
+          <w:rFonts w:ascii="Times New Roman" w:hAnsi="Times New Roman" w:eastAsia="Times New Roman" w:cs="Times New Roman"/>
+          <w:b w:val="0"/>
+          <w:i w:val="0"/>
+          <w:color w:val="000000"/>
+          <w:sz w:val="28"/>
+        </w:rPr>
         <w:t>Созданы три собственных элемента интерфейса при требуемых двух. Их функции приведены в таблице 2.</w:t>
       </w:r>
     </w:p>
     <w:p>
       <w:pPr>
         <w:pStyle w:val="Gosttablecaption"/>
+        <w:keepNext/>
+        <w:keepLines w:val="0"/>
+        <w:pageBreakBefore w:val="0"/>
+        <w:spacing w:before="0" w:after="0" w:line="360" w:lineRule="auto"/>
+        <w:ind w:firstLine="0" w:left="0" w:right="0"/>
+        <w:jc w:val="both"/>
+        <w:outlineLvl w:val="9"/>
       </w:pPr>
       <w:r>
+        <w:rPr>
+          <w:rFonts w:ascii="Times New Roman" w:hAnsi="Times New Roman" w:eastAsia="Times New Roman" w:cs="Times New Roman"/>
+          <w:b w:val="0"/>
+          <w:i w:val="0"/>
+          <w:color w:val="000000"/>
+          <w:sz w:val="28"/>
+        </w:rPr>
         <w:t>Таблица 2 – Собственные элементы</w:t>
       </w:r>
     </w:p>
@@ -3724,8 +4567,22 @@
           <w:p>
             <w:pPr>
               <w:pStyle w:val="Gosttableheadercompact"/>
-            </w:pPr>
-            <w:r>
+              <w:keepNext w:val="0"/>
+              <w:keepLines w:val="0"/>
+              <w:pageBreakBefore w:val="0"/>
+              <w:spacing w:before="0" w:after="0" w:line="240" w:lineRule="auto"/>
+              <w:ind w:firstLine="0" w:left="0" w:right="0"/>
+              <w:jc w:val="center"/>
+              <w:outlineLvl w:val="9"/>
+            </w:pPr>
+            <w:r>
+              <w:rPr>
+                <w:rFonts w:ascii="Times New Roman" w:hAnsi="Times New Roman" w:eastAsia="Times New Roman" w:cs="Times New Roman"/>
+                <w:b w:val="0"/>
+                <w:i w:val="0"/>
+                <w:color w:val="000000"/>
+                <w:sz w:val="24"/>
+              </w:rPr>
               <w:t>Компонент</w:t>
             </w:r>
           </w:p>
@@ -3739,8 +4596,22 @@
           <w:p>
             <w:pPr>
               <w:pStyle w:val="Gosttableheadercompact"/>
-            </w:pPr>
-            <w:r>
+              <w:keepNext w:val="0"/>
+              <w:keepLines w:val="0"/>
+              <w:pageBreakBefore w:val="0"/>
+              <w:spacing w:before="0" w:after="0" w:line="240" w:lineRule="auto"/>
+              <w:ind w:firstLine="0" w:left="0" w:right="0"/>
+              <w:jc w:val="center"/>
+              <w:outlineLvl w:val="9"/>
+            </w:pPr>
+            <w:r>
+              <w:rPr>
+                <w:rFonts w:ascii="Times New Roman" w:hAnsi="Times New Roman" w:eastAsia="Times New Roman" w:cs="Times New Roman"/>
+                <w:b w:val="0"/>
+                <w:i w:val="0"/>
+                <w:color w:val="000000"/>
+                <w:sz w:val="24"/>
+              </w:rPr>
               <w:t>Назначение</w:t>
             </w:r>
           </w:p>
@@ -3759,12 +4630,32 @@
           <w:p>
             <w:pPr>
               <w:pStyle w:val="Gosttablecompact"/>
+              <w:keepNext w:val="0"/>
+              <w:keepLines w:val="0"/>
+              <w:pageBreakBefore w:val="0"/>
+              <w:spacing w:before="0" w:after="0" w:line="240" w:lineRule="auto"/>
+              <w:ind w:firstLine="0" w:left="0" w:right="0"/>
               <w:jc w:val="left"/>
-            </w:pPr>
-            <w:r>
+              <w:outlineLvl w:val="9"/>
+            </w:pPr>
+            <w:r>
+              <w:rPr>
+                <w:rFonts w:ascii="Times New Roman" w:hAnsi="Times New Roman" w:eastAsia="Times New Roman" w:cs="Times New Roman"/>
+                <w:b w:val="0"/>
+                <w:i w:val="0"/>
+                <w:color w:val="000000"/>
+                <w:sz w:val="24"/>
+              </w:rPr>
               <w:t>Карточка подписки</w:t>
             </w:r>
             <w:r>
+              <w:rPr>
+                <w:rFonts w:ascii="Times New Roman" w:hAnsi="Times New Roman" w:eastAsia="Times New Roman" w:cs="Times New Roman"/>
+                <w:b w:val="0"/>
+                <w:i w:val="0"/>
+                <w:color w:val="000000"/>
+                <w:sz w:val="24"/>
+              </w:rPr>
               <w:br/>
               <w:t>SubscriptionCard</w:t>
             </w:r>
@@ -3779,9 +4670,22 @@
           <w:p>
             <w:pPr>
               <w:pStyle w:val="Gosttablecompact"/>
+              <w:keepNext w:val="0"/>
+              <w:keepLines w:val="0"/>
+              <w:pageBreakBefore w:val="0"/>
+              <w:spacing w:before="0" w:after="0" w:line="240" w:lineRule="auto"/>
+              <w:ind w:firstLine="0" w:left="0" w:right="0"/>
               <w:jc w:val="left"/>
-            </w:pPr>
-            <w:r>
+              <w:outlineLvl w:val="9"/>
+            </w:pPr>
+            <w:r>
+              <w:rPr>
+                <w:rFonts w:ascii="Times New Roman" w:hAnsi="Times New Roman" w:eastAsia="Times New Roman" w:cs="Times New Roman"/>
+                <w:b w:val="0"/>
+                <w:i w:val="0"/>
+                <w:color w:val="000000"/>
+                <w:sz w:val="24"/>
+              </w:rPr>
               <w:t>Показывает сервис, сумму и дни до оплаты. Цвет индикатора меняется при приближении даты</w:t>
             </w:r>
           </w:p>
@@ -3800,12 +4704,32 @@
           <w:p>
             <w:pPr>
               <w:pStyle w:val="Gosttablecompact"/>
+              <w:keepNext w:val="0"/>
+              <w:keepLines w:val="0"/>
+              <w:pageBreakBefore w:val="0"/>
+              <w:spacing w:before="0" w:after="0" w:line="240" w:lineRule="auto"/>
+              <w:ind w:firstLine="0" w:left="0" w:right="0"/>
               <w:jc w:val="left"/>
-            </w:pPr>
-            <w:r>
+              <w:outlineLvl w:val="9"/>
+            </w:pPr>
+            <w:r>
+              <w:rPr>
+                <w:rFonts w:ascii="Times New Roman" w:hAnsi="Times New Roman" w:eastAsia="Times New Roman" w:cs="Times New Roman"/>
+                <w:b w:val="0"/>
+                <w:i w:val="0"/>
+                <w:color w:val="000000"/>
+                <w:sz w:val="24"/>
+              </w:rPr>
               <w:t>Кольцевая диаграмма</w:t>
             </w:r>
             <w:r>
+              <w:rPr>
+                <w:rFonts w:ascii="Times New Roman" w:hAnsi="Times New Roman" w:eastAsia="Times New Roman" w:cs="Times New Roman"/>
+                <w:b w:val="0"/>
+                <w:i w:val="0"/>
+                <w:color w:val="000000"/>
+                <w:sz w:val="24"/>
+              </w:rPr>
               <w:br/>
               <w:t>SpendingRing</w:t>
             </w:r>
@@ -3820,9 +4744,22 @@
           <w:p>
             <w:pPr>
               <w:pStyle w:val="Gosttablecompact"/>
+              <w:keepNext w:val="0"/>
+              <w:keepLines w:val="0"/>
+              <w:pageBreakBefore w:val="0"/>
+              <w:spacing w:before="0" w:after="0" w:line="240" w:lineRule="auto"/>
+              <w:ind w:firstLine="0" w:left="0" w:right="0"/>
               <w:jc w:val="left"/>
-            </w:pPr>
-            <w:r>
+              <w:outlineLvl w:val="9"/>
+            </w:pPr>
+            <w:r>
+              <w:rPr>
+                <w:rFonts w:ascii="Times New Roman" w:hAnsi="Times New Roman" w:eastAsia="Times New Roman" w:cs="Times New Roman"/>
+                <w:b w:val="0"/>
+                <w:i w:val="0"/>
+                <w:color w:val="000000"/>
+                <w:sz w:val="24"/>
+              </w:rPr>
               <w:t>Показывает доли категорий и общую сумму. Заполнение диаграммы анимировано</w:t>
             </w:r>
           </w:p>
@@ -3841,12 +4778,32 @@
           <w:p>
             <w:pPr>
               <w:pStyle w:val="Gosttablecompact"/>
+              <w:keepNext w:val="0"/>
+              <w:keepLines w:val="0"/>
+              <w:pageBreakBefore w:val="0"/>
+              <w:spacing w:before="0" w:after="0" w:line="240" w:lineRule="auto"/>
+              <w:ind w:firstLine="0" w:left="0" w:right="0"/>
               <w:jc w:val="left"/>
-            </w:pPr>
-            <w:r>
+              <w:outlineLvl w:val="9"/>
+            </w:pPr>
+            <w:r>
+              <w:rPr>
+                <w:rFonts w:ascii="Times New Roman" w:hAnsi="Times New Roman" w:eastAsia="Times New Roman" w:cs="Times New Roman"/>
+                <w:b w:val="0"/>
+                <w:i w:val="0"/>
+                <w:color w:val="000000"/>
+                <w:sz w:val="24"/>
+              </w:rPr>
               <w:t>Переключатель периода</w:t>
             </w:r>
             <w:r>
+              <w:rPr>
+                <w:rFonts w:ascii="Times New Roman" w:hAnsi="Times New Roman" w:eastAsia="Times New Roman" w:cs="Times New Roman"/>
+                <w:b w:val="0"/>
+                <w:i w:val="0"/>
+                <w:color w:val="000000"/>
+                <w:sz w:val="24"/>
+              </w:rPr>
               <w:br/>
               <w:t>PeriodSelector</w:t>
             </w:r>
@@ -3861,9 +4818,22 @@
           <w:p>
             <w:pPr>
               <w:pStyle w:val="Gosttablecompact"/>
+              <w:keepNext w:val="0"/>
+              <w:keepLines w:val="0"/>
+              <w:pageBreakBefore w:val="0"/>
+              <w:spacing w:before="0" w:after="0" w:line="240" w:lineRule="auto"/>
+              <w:ind w:firstLine="0" w:left="0" w:right="0"/>
               <w:jc w:val="left"/>
-            </w:pPr>
-            <w:r>
+              <w:outlineLvl w:val="9"/>
+            </w:pPr>
+            <w:r>
+              <w:rPr>
+                <w:rFonts w:ascii="Times New Roman" w:hAnsi="Times New Roman" w:eastAsia="Times New Roman" w:cs="Times New Roman"/>
+                <w:b w:val="0"/>
+                <w:i w:val="0"/>
+                <w:color w:val="000000"/>
+                <w:sz w:val="24"/>
+              </w:rPr>
               <w:t>Позволяет выбрать месяц, квартал или год и пересчитать оценку расходов</w:t>
             </w:r>
           </w:p>
@@ -3873,10 +4843,23 @@
     <w:p>
       <w:pPr>
         <w:pStyle w:val="Gostsubsection"/>
+        <w:keepNext/>
+        <w:keepLines w:val="0"/>
         <w:pageBreakBefore/>
+        <w:spacing w:before="0" w:after="0" w:line="360" w:lineRule="auto"/>
+        <w:ind w:firstLine="709" w:left="0" w:right="0"/>
+        <w:jc w:val="left"/>
+        <w:outlineLvl w:val="1"/>
       </w:pPr>
       <w:bookmarkStart w:id="11" w:name="_Toc244201301"/>
       <w:r>
+        <w:rPr>
+          <w:rFonts w:ascii="Times New Roman" w:hAnsi="Times New Roman" w:eastAsia="Times New Roman" w:cs="Times New Roman"/>
+          <w:b/>
+          <w:i w:val="0"/>
+          <w:color w:val="000000"/>
+          <w:sz w:val="28"/>
+        </w:rPr>
         <w:lastRenderedPageBreak/>
         <w:t>3.4 Расчет расходов</w:t>
       </w:r>
@@ -3885,24 +4868,66 @@
     <w:p>
       <w:pPr>
         <w:pStyle w:val="Gostbody"/>
+        <w:keepNext w:val="0"/>
+        <w:keepLines w:val="0"/>
+        <w:pageBreakBefore w:val="0"/>
+        <w:spacing w:before="0" w:after="0" w:line="360" w:lineRule="auto"/>
+        <w:ind w:firstLine="709" w:left="0" w:right="0"/>
+        <w:jc w:val="both"/>
+        <w:outlineLvl w:val="9"/>
       </w:pPr>
       <w:r>
+        <w:rPr>
+          <w:rFonts w:ascii="Times New Roman" w:hAnsi="Times New Roman" w:eastAsia="Times New Roman" w:cs="Times New Roman"/>
+          <w:b w:val="0"/>
+          <w:i w:val="0"/>
+          <w:color w:val="000000"/>
+          <w:sz w:val="28"/>
+        </w:rPr>
         <w:t>Чтобы сравнить подписки с разными периодами оплаты, их стоимость приводится к одному месяцу. Годовая стоимость делится на 12, квартальная – на 3. Для недельной подписки применяется расчет: стоимость × 52 / 12.</w:t>
       </w:r>
     </w:p>
     <w:p>
       <w:pPr>
         <w:pStyle w:val="Gostbody"/>
+        <w:keepNext w:val="0"/>
+        <w:keepLines w:val="0"/>
+        <w:pageBreakBefore w:val="0"/>
+        <w:spacing w:before="0" w:after="0" w:line="360" w:lineRule="auto"/>
+        <w:ind w:firstLine="709" w:left="0" w:right="0"/>
+        <w:jc w:val="both"/>
+        <w:outlineLvl w:val="9"/>
       </w:pPr>
       <w:r>
+        <w:rPr>
+          <w:rFonts w:ascii="Times New Roman" w:hAnsi="Times New Roman" w:eastAsia="Times New Roman" w:cs="Times New Roman"/>
+          <w:b w:val="0"/>
+          <w:i w:val="0"/>
+          <w:color w:val="000000"/>
+          <w:sz w:val="28"/>
+        </w:rPr>
         <w:t>Пример расчета приведен в таблице 3. Все сервисы и суммы в этом наборе используются для демонстрации.</w:t>
       </w:r>
     </w:p>
     <w:p>
       <w:pPr>
         <w:pStyle w:val="Gosttablecaption"/>
+        <w:keepNext/>
+        <w:keepLines w:val="0"/>
+        <w:pageBreakBefore w:val="0"/>
+        <w:spacing w:before="0" w:after="0" w:line="360" w:lineRule="auto"/>
+        <w:ind w:firstLine="0" w:left="0" w:right="0"/>
+        <w:jc w:val="both"/>
+        <w:outlineLvl w:val="9"/>
       </w:pPr>
       <w:r>
+        <w:rPr>
+          <w:rFonts w:ascii="Times New Roman" w:hAnsi="Times New Roman" w:eastAsia="Times New Roman" w:cs="Times New Roman"/>
+          <w:b w:val="0"/>
+          <w:i w:val="0"/>
+          <w:color w:val="000000"/>
+          <w:sz w:val="28"/>
+        </w:rPr>
         <w:t>Таблица 3 – Пример расчета месячных расходов</w:t>
       </w:r>
     </w:p>
@@ -3945,8 +4970,22 @@
           <w:p>
             <w:pPr>
               <w:pStyle w:val="Gosttableheadercompact"/>
-            </w:pPr>
-            <w:r>
+              <w:keepNext w:val="0"/>
+              <w:keepLines w:val="0"/>
+              <w:pageBreakBefore w:val="0"/>
+              <w:spacing w:before="0" w:after="0" w:line="240" w:lineRule="auto"/>
+              <w:ind w:firstLine="0" w:left="0" w:right="0"/>
+              <w:jc w:val="center"/>
+              <w:outlineLvl w:val="9"/>
+            </w:pPr>
+            <w:r>
+              <w:rPr>
+                <w:rFonts w:ascii="Times New Roman" w:hAnsi="Times New Roman" w:eastAsia="Times New Roman" w:cs="Times New Roman"/>
+                <w:b w:val="0"/>
+                <w:i w:val="0"/>
+                <w:color w:val="000000"/>
+                <w:sz w:val="24"/>
+              </w:rPr>
               <w:t>Подписка</w:t>
             </w:r>
           </w:p>
@@ -3960,8 +4999,22 @@
           <w:p>
             <w:pPr>
               <w:pStyle w:val="Gosttableheadercompact"/>
-            </w:pPr>
-            <w:r>
+              <w:keepNext w:val="0"/>
+              <w:keepLines w:val="0"/>
+              <w:pageBreakBefore w:val="0"/>
+              <w:spacing w:before="0" w:after="0" w:line="240" w:lineRule="auto"/>
+              <w:ind w:firstLine="0" w:left="0" w:right="0"/>
+              <w:jc w:val="center"/>
+              <w:outlineLvl w:val="9"/>
+            </w:pPr>
+            <w:r>
+              <w:rPr>
+                <w:rFonts w:ascii="Times New Roman" w:hAnsi="Times New Roman" w:eastAsia="Times New Roman" w:cs="Times New Roman"/>
+                <w:b w:val="0"/>
+                <w:i w:val="0"/>
+                <w:color w:val="000000"/>
+                <w:sz w:val="24"/>
+              </w:rPr>
               <w:t>Условие оплаты</w:t>
             </w:r>
           </w:p>
@@ -3975,8 +5028,22 @@
           <w:p>
             <w:pPr>
               <w:pStyle w:val="Gosttableheadercompact"/>
-            </w:pPr>
-            <w:r>
+              <w:keepNext w:val="0"/>
+              <w:keepLines w:val="0"/>
+              <w:pageBreakBefore w:val="0"/>
+              <w:spacing w:before="0" w:after="0" w:line="240" w:lineRule="auto"/>
+              <w:ind w:firstLine="0" w:left="0" w:right="0"/>
+              <w:jc w:val="center"/>
+              <w:outlineLvl w:val="9"/>
+            </w:pPr>
+            <w:r>
+              <w:rPr>
+                <w:rFonts w:ascii="Times New Roman" w:hAnsi="Times New Roman" w:eastAsia="Times New Roman" w:cs="Times New Roman"/>
+                <w:b w:val="0"/>
+                <w:i w:val="0"/>
+                <w:color w:val="000000"/>
+                <w:sz w:val="24"/>
+              </w:rPr>
               <w:t>В месяц</w:t>
             </w:r>
           </w:p>
@@ -3995,9 +5062,22 @@
           <w:p>
             <w:pPr>
               <w:pStyle w:val="Gosttablecompact"/>
+              <w:keepNext w:val="0"/>
+              <w:keepLines w:val="0"/>
+              <w:pageBreakBefore w:val="0"/>
+              <w:spacing w:before="0" w:after="0" w:line="240" w:lineRule="auto"/>
+              <w:ind w:firstLine="0" w:left="0" w:right="0"/>
               <w:jc w:val="left"/>
-            </w:pPr>
-            <w:r>
+              <w:outlineLvl w:val="9"/>
+            </w:pPr>
+            <w:r>
+              <w:rPr>
+                <w:rFonts w:ascii="Times New Roman" w:hAnsi="Times New Roman" w:eastAsia="Times New Roman" w:cs="Times New Roman"/>
+                <w:b w:val="0"/>
+                <w:i w:val="0"/>
+                <w:color w:val="000000"/>
+                <w:sz w:val="24"/>
+              </w:rPr>
               <w:t>Музыка Плюс</w:t>
             </w:r>
           </w:p>
@@ -4011,9 +5091,22 @@
           <w:p>
             <w:pPr>
               <w:pStyle w:val="Gosttablecompact"/>
+              <w:keepNext w:val="0"/>
+              <w:keepLines w:val="0"/>
+              <w:pageBreakBefore w:val="0"/>
+              <w:spacing w:before="0" w:after="0" w:line="240" w:lineRule="auto"/>
+              <w:ind w:firstLine="0" w:left="0" w:right="0"/>
               <w:jc w:val="left"/>
-            </w:pPr>
-            <w:r>
+              <w:outlineLvl w:val="9"/>
+            </w:pPr>
+            <w:r>
+              <w:rPr>
+                <w:rFonts w:ascii="Times New Roman" w:hAnsi="Times New Roman" w:eastAsia="Times New Roman" w:cs="Times New Roman"/>
+                <w:b w:val="0"/>
+                <w:i w:val="0"/>
+                <w:color w:val="000000"/>
+                <w:sz w:val="24"/>
+              </w:rPr>
               <w:t>299 ₽ в месяц</w:t>
             </w:r>
           </w:p>
@@ -4027,9 +5120,22 @@
           <w:p>
             <w:pPr>
               <w:pStyle w:val="Gosttablecompact"/>
+              <w:keepNext w:val="0"/>
+              <w:keepLines w:val="0"/>
+              <w:pageBreakBefore w:val="0"/>
+              <w:spacing w:before="0" w:after="0" w:line="240" w:lineRule="auto"/>
+              <w:ind w:firstLine="0" w:left="0" w:right="0"/>
               <w:jc w:val="left"/>
-            </w:pPr>
-            <w:r>
+              <w:outlineLvl w:val="9"/>
+            </w:pPr>
+            <w:r>
+              <w:rPr>
+                <w:rFonts w:ascii="Times New Roman" w:hAnsi="Times New Roman" w:eastAsia="Times New Roman" w:cs="Times New Roman"/>
+                <w:b w:val="0"/>
+                <w:i w:val="0"/>
+                <w:color w:val="000000"/>
+                <w:sz w:val="24"/>
+              </w:rPr>
               <w:t>299 ₽</w:t>
             </w:r>
           </w:p>
@@ -4048,9 +5154,22 @@
           <w:p>
             <w:pPr>
               <w:pStyle w:val="Gosttablecompact"/>
+              <w:keepNext w:val="0"/>
+              <w:keepLines w:val="0"/>
+              <w:pageBreakBefore w:val="0"/>
+              <w:spacing w:before="0" w:after="0" w:line="240" w:lineRule="auto"/>
+              <w:ind w:firstLine="0" w:left="0" w:right="0"/>
               <w:jc w:val="left"/>
-            </w:pPr>
-            <w:r>
+              <w:outlineLvl w:val="9"/>
+            </w:pPr>
+            <w:r>
+              <w:rPr>
+                <w:rFonts w:ascii="Times New Roman" w:hAnsi="Times New Roman" w:eastAsia="Times New Roman" w:cs="Times New Roman"/>
+                <w:b w:val="0"/>
+                <w:i w:val="0"/>
+                <w:color w:val="000000"/>
+                <w:sz w:val="24"/>
+              </w:rPr>
               <w:t>Кино Онлайн</w:t>
             </w:r>
           </w:p>
@@ -4064,9 +5183,22 @@
           <w:p>
             <w:pPr>
               <w:pStyle w:val="Gosttablecompact"/>
+              <w:keepNext w:val="0"/>
+              <w:keepLines w:val="0"/>
+              <w:pageBreakBefore w:val="0"/>
+              <w:spacing w:before="0" w:after="0" w:line="240" w:lineRule="auto"/>
+              <w:ind w:firstLine="0" w:left="0" w:right="0"/>
               <w:jc w:val="left"/>
-            </w:pPr>
-            <w:r>
+              <w:outlineLvl w:val="9"/>
+            </w:pPr>
+            <w:r>
+              <w:rPr>
+                <w:rFonts w:ascii="Times New Roman" w:hAnsi="Times New Roman" w:eastAsia="Times New Roman" w:cs="Times New Roman"/>
+                <w:b w:val="0"/>
+                <w:i w:val="0"/>
+                <w:color w:val="000000"/>
+                <w:sz w:val="24"/>
+              </w:rPr>
               <w:t>499 ₽ в месяц</w:t>
             </w:r>
           </w:p>
@@ -4080,9 +5212,22 @@
           <w:p>
             <w:pPr>
               <w:pStyle w:val="Gosttablecompact"/>
+              <w:keepNext w:val="0"/>
+              <w:keepLines w:val="0"/>
+              <w:pageBreakBefore w:val="0"/>
+              <w:spacing w:before="0" w:after="0" w:line="240" w:lineRule="auto"/>
+              <w:ind w:firstLine="0" w:left="0" w:right="0"/>
               <w:jc w:val="left"/>
-            </w:pPr>
-            <w:r>
+              <w:outlineLvl w:val="9"/>
+            </w:pPr>
+            <w:r>
+              <w:rPr>
+                <w:rFonts w:ascii="Times New Roman" w:hAnsi="Times New Roman" w:eastAsia="Times New Roman" w:cs="Times New Roman"/>
+                <w:b w:val="0"/>
+                <w:i w:val="0"/>
+                <w:color w:val="000000"/>
+                <w:sz w:val="24"/>
+              </w:rPr>
               <w:t>499 ₽</w:t>
             </w:r>
           </w:p>
@@ -4101,9 +5246,22 @@
           <w:p>
             <w:pPr>
               <w:pStyle w:val="Gosttablecompact"/>
+              <w:keepNext w:val="0"/>
+              <w:keepLines w:val="0"/>
+              <w:pageBreakBefore w:val="0"/>
+              <w:spacing w:before="0" w:after="0" w:line="240" w:lineRule="auto"/>
+              <w:ind w:firstLine="0" w:left="0" w:right="0"/>
               <w:jc w:val="left"/>
-            </w:pPr>
-            <w:r>
+              <w:outlineLvl w:val="9"/>
+            </w:pPr>
+            <w:r>
+              <w:rPr>
+                <w:rFonts w:ascii="Times New Roman" w:hAnsi="Times New Roman" w:eastAsia="Times New Roman" w:cs="Times New Roman"/>
+                <w:b w:val="0"/>
+                <w:i w:val="0"/>
+                <w:color w:val="000000"/>
+                <w:sz w:val="24"/>
+              </w:rPr>
               <w:t>Облако 200 ГБ</w:t>
             </w:r>
           </w:p>
@@ -4117,9 +5275,22 @@
           <w:p>
             <w:pPr>
               <w:pStyle w:val="Gosttablecompact"/>
+              <w:keepNext w:val="0"/>
+              <w:keepLines w:val="0"/>
+              <w:pageBreakBefore w:val="0"/>
+              <w:spacing w:before="0" w:after="0" w:line="240" w:lineRule="auto"/>
+              <w:ind w:firstLine="0" w:left="0" w:right="0"/>
               <w:jc w:val="left"/>
-            </w:pPr>
-            <w:r>
+              <w:outlineLvl w:val="9"/>
+            </w:pPr>
+            <w:r>
+              <w:rPr>
+                <w:rFonts w:ascii="Times New Roman" w:hAnsi="Times New Roman" w:eastAsia="Times New Roman" w:cs="Times New Roman"/>
+                <w:b w:val="0"/>
+                <w:i w:val="0"/>
+                <w:color w:val="000000"/>
+                <w:sz w:val="24"/>
+              </w:rPr>
               <w:t>199 ₽ в месяц</w:t>
             </w:r>
           </w:p>
@@ -4133,9 +5304,22 @@
           <w:p>
             <w:pPr>
               <w:pStyle w:val="Gosttablecompact"/>
+              <w:keepNext w:val="0"/>
+              <w:keepLines w:val="0"/>
+              <w:pageBreakBefore w:val="0"/>
+              <w:spacing w:before="0" w:after="0" w:line="240" w:lineRule="auto"/>
+              <w:ind w:firstLine="0" w:left="0" w:right="0"/>
               <w:jc w:val="left"/>
-            </w:pPr>
-            <w:r>
+              <w:outlineLvl w:val="9"/>
+            </w:pPr>
+            <w:r>
+              <w:rPr>
+                <w:rFonts w:ascii="Times New Roman" w:hAnsi="Times New Roman" w:eastAsia="Times New Roman" w:cs="Times New Roman"/>
+                <w:b w:val="0"/>
+                <w:i w:val="0"/>
+                <w:color w:val="000000"/>
+                <w:sz w:val="24"/>
+              </w:rPr>
               <w:t>199 ₽</w:t>
             </w:r>
           </w:p>
@@ -4154,9 +5338,22 @@
           <w:p>
             <w:pPr>
               <w:pStyle w:val="Gosttablecompact"/>
+              <w:keepNext w:val="0"/>
+              <w:keepLines w:val="0"/>
+              <w:pageBreakBefore w:val="0"/>
+              <w:spacing w:before="0" w:after="0" w:line="240" w:lineRule="auto"/>
+              <w:ind w:firstLine="0" w:left="0" w:right="0"/>
               <w:jc w:val="left"/>
-            </w:pPr>
-            <w:r>
+              <w:outlineLvl w:val="9"/>
+            </w:pPr>
+            <w:r>
+              <w:rPr>
+                <w:rFonts w:ascii="Times New Roman" w:hAnsi="Times New Roman" w:eastAsia="Times New Roman" w:cs="Times New Roman"/>
+                <w:b w:val="0"/>
+                <w:i w:val="0"/>
+                <w:color w:val="000000"/>
+                <w:sz w:val="24"/>
+              </w:rPr>
               <w:t>Курс Языка</w:t>
             </w:r>
           </w:p>
@@ -4170,9 +5367,22 @@
           <w:p>
             <w:pPr>
               <w:pStyle w:val="Gosttablecompact"/>
+              <w:keepNext w:val="0"/>
+              <w:keepLines w:val="0"/>
+              <w:pageBreakBefore w:val="0"/>
+              <w:spacing w:before="0" w:after="0" w:line="240" w:lineRule="auto"/>
+              <w:ind w:firstLine="0" w:left="0" w:right="0"/>
               <w:jc w:val="left"/>
-            </w:pPr>
-            <w:r>
+              <w:outlineLvl w:val="9"/>
+            </w:pPr>
+            <w:r>
+              <w:rPr>
+                <w:rFonts w:ascii="Times New Roman" w:hAnsi="Times New Roman" w:eastAsia="Times New Roman" w:cs="Times New Roman"/>
+                <w:b w:val="0"/>
+                <w:i w:val="0"/>
+                <w:color w:val="000000"/>
+                <w:sz w:val="24"/>
+              </w:rPr>
               <w:t>3 024 ₽ в год</w:t>
             </w:r>
           </w:p>
@@ -4186,9 +5396,22 @@
           <w:p>
             <w:pPr>
               <w:pStyle w:val="Gosttablecompact"/>
+              <w:keepNext w:val="0"/>
+              <w:keepLines w:val="0"/>
+              <w:pageBreakBefore w:val="0"/>
+              <w:spacing w:before="0" w:after="0" w:line="240" w:lineRule="auto"/>
+              <w:ind w:firstLine="0" w:left="0" w:right="0"/>
               <w:jc w:val="left"/>
-            </w:pPr>
-            <w:r>
+              <w:outlineLvl w:val="9"/>
+            </w:pPr>
+            <w:r>
+              <w:rPr>
+                <w:rFonts w:ascii="Times New Roman" w:hAnsi="Times New Roman" w:eastAsia="Times New Roman" w:cs="Times New Roman"/>
+                <w:b w:val="0"/>
+                <w:i w:val="0"/>
+                <w:color w:val="000000"/>
+                <w:sz w:val="24"/>
+              </w:rPr>
               <w:t>252 ₽</w:t>
             </w:r>
           </w:p>
@@ -4207,9 +5430,22 @@
           <w:p>
             <w:pPr>
               <w:pStyle w:val="Gosttablecompact"/>
+              <w:keepNext w:val="0"/>
+              <w:keepLines w:val="0"/>
+              <w:pageBreakBefore w:val="0"/>
+              <w:spacing w:before="0" w:after="0" w:line="240" w:lineRule="auto"/>
+              <w:ind w:firstLine="0" w:left="0" w:right="0"/>
               <w:jc w:val="left"/>
-            </w:pPr>
-            <w:r>
+              <w:outlineLvl w:val="9"/>
+            </w:pPr>
+            <w:r>
+              <w:rPr>
+                <w:rFonts w:ascii="Times New Roman" w:hAnsi="Times New Roman" w:eastAsia="Times New Roman" w:cs="Times New Roman"/>
+                <w:b w:val="0"/>
+                <w:i w:val="0"/>
+                <w:color w:val="000000"/>
+                <w:sz w:val="24"/>
+              </w:rPr>
               <w:t>Итого</w:t>
             </w:r>
           </w:p>
@@ -4223,9 +5459,22 @@
           <w:p>
             <w:pPr>
               <w:pStyle w:val="Gosttablecompact"/>
+              <w:keepNext w:val="0"/>
+              <w:keepLines w:val="0"/>
+              <w:pageBreakBefore w:val="0"/>
+              <w:spacing w:before="0" w:after="0" w:line="240" w:lineRule="auto"/>
+              <w:ind w:firstLine="0" w:left="0" w:right="0"/>
               <w:jc w:val="left"/>
-            </w:pPr>
-            <w:r>
+              <w:outlineLvl w:val="9"/>
+            </w:pPr>
+            <w:r>
+              <w:rPr>
+                <w:rFonts w:ascii="Times New Roman" w:hAnsi="Times New Roman" w:eastAsia="Times New Roman" w:cs="Times New Roman"/>
+                <w:b w:val="0"/>
+                <w:i w:val="0"/>
+                <w:color w:val="000000"/>
+                <w:sz w:val="24"/>
+              </w:rPr>
               <w:t>Оценка за год – 14 988 ₽</w:t>
             </w:r>
           </w:p>
@@ -4239,9 +5488,22 @@
           <w:p>
             <w:pPr>
               <w:pStyle w:val="Gosttablecompact"/>
+              <w:keepNext w:val="0"/>
+              <w:keepLines w:val="0"/>
+              <w:pageBreakBefore w:val="0"/>
+              <w:spacing w:before="0" w:after="0" w:line="240" w:lineRule="auto"/>
+              <w:ind w:firstLine="0" w:left="0" w:right="0"/>
               <w:jc w:val="left"/>
-            </w:pPr>
-            <w:r>
+              <w:outlineLvl w:val="9"/>
+            </w:pPr>
+            <w:r>
+              <w:rPr>
+                <w:rFonts w:ascii="Times New Roman" w:hAnsi="Times New Roman" w:eastAsia="Times New Roman" w:cs="Times New Roman"/>
+                <w:b w:val="0"/>
+                <w:i w:val="0"/>
+                <w:color w:val="000000"/>
+                <w:sz w:val="24"/>
+              </w:rPr>
               <w:t>1 249 ₽</w:t>
             </w:r>
           </w:p>
@@ -4251,17 +5513,45 @@
     <w:p>
       <w:pPr>
         <w:pStyle w:val="Gostbody"/>
+        <w:keepNext w:val="0"/>
+        <w:keepLines w:val="0"/>
+        <w:pageBreakBefore w:val="0"/>
+        <w:spacing w:before="0" w:after="0" w:line="360" w:lineRule="auto"/>
+        <w:ind w:firstLine="709" w:left="0" w:right="0"/>
+        <w:jc w:val="both"/>
+        <w:outlineLvl w:val="9"/>
       </w:pPr>
       <w:r>
+        <w:rPr>
+          <w:rFonts w:ascii="Times New Roman" w:hAnsi="Times New Roman" w:eastAsia="Times New Roman" w:cs="Times New Roman"/>
+          <w:b w:val="0"/>
+          <w:i w:val="0"/>
+          <w:color w:val="000000"/>
+          <w:sz w:val="28"/>
+        </w:rPr>
         <w:t>Итог за квартал равен месячной сумме × 3, за год – месячной сумме × 12. Это средняя оценка: даты реальных платежей могут отличаться. Архив в расчет не входит.</w:t>
       </w:r>
     </w:p>
     <w:p>
       <w:pPr>
         <w:pStyle w:val="Gostsubsection"/>
+        <w:keepNext/>
+        <w:keepLines w:val="0"/>
+        <w:pageBreakBefore w:val="0"/>
+        <w:spacing w:before="0" w:after="0" w:line="360" w:lineRule="auto"/>
+        <w:ind w:firstLine="709" w:left="0" w:right="0"/>
+        <w:jc w:val="left"/>
+        <w:outlineLvl w:val="1"/>
       </w:pPr>
       <w:bookmarkStart w:id="12" w:name="_Toc244201302"/>
       <w:r>
+        <w:rPr>
+          <w:rFonts w:ascii="Times New Roman" w:hAnsi="Times New Roman" w:eastAsia="Times New Roman" w:cs="Times New Roman"/>
+          <w:b/>
+          <w:i w:val="0"/>
+          <w:color w:val="000000"/>
+          <w:sz w:val="28"/>
+        </w:rPr>
         <w:t>3.5 Работа без интернета</w:t>
       </w:r>
       <w:bookmarkEnd w:id="12"/>
@@ -4269,25 +5559,67 @@
     <w:p>
       <w:pPr>
         <w:pStyle w:val="Gostbody"/>
+        <w:keepNext w:val="0"/>
+        <w:keepLines w:val="0"/>
+        <w:pageBreakBefore w:val="0"/>
+        <w:spacing w:before="0" w:after="0" w:line="360" w:lineRule="auto"/>
+        <w:ind w:firstLine="709" w:left="0" w:right="0"/>
+        <w:jc w:val="both"/>
+        <w:outlineLvl w:val="9"/>
       </w:pPr>
       <w:r>
+        <w:rPr>
+          <w:rFonts w:ascii="Times New Roman" w:hAnsi="Times New Roman" w:eastAsia="Times New Roman" w:cs="Times New Roman"/>
+          <w:b w:val="0"/>
+          <w:i w:val="0"/>
+          <w:color w:val="000000"/>
+          <w:sz w:val="28"/>
+        </w:rPr>
         <w:t>Все суммы вводятся и рассчитываются в российских рублях. Выбирать валюту или загружать курсы не требуется. Создание профиля, вход, работа с подписками и статистика доступны без интернета.</w:t>
       </w:r>
     </w:p>
     <w:p>
       <w:pPr>
         <w:pStyle w:val="Gostbody"/>
+        <w:keepNext w:val="0"/>
+        <w:keepLines w:val="0"/>
+        <w:pageBreakBefore w:val="0"/>
+        <w:spacing w:before="0" w:after="0" w:line="360" w:lineRule="auto"/>
+        <w:ind w:firstLine="709" w:left="0" w:right="0"/>
+        <w:jc w:val="both"/>
+        <w:outlineLvl w:val="9"/>
       </w:pPr>
       <w:r>
+        <w:rPr>
+          <w:rFonts w:ascii="Times New Roman" w:hAnsi="Times New Roman" w:eastAsia="Times New Roman" w:cs="Times New Roman"/>
+          <w:b w:val="0"/>
+          <w:i w:val="0"/>
+          <w:color w:val="000000"/>
+          <w:sz w:val="28"/>
+        </w:rPr>
         <w:t>Данные остаются на устройстве. Сетевых запросов и облачной синхронизации нет. Обязательная сетевая функция из полного задания пока не реализована.</w:t>
       </w:r>
     </w:p>
     <w:p>
       <w:pPr>
         <w:pStyle w:val="Gostsubsection"/>
+        <w:keepNext/>
+        <w:keepLines w:val="0"/>
+        <w:pageBreakBefore w:val="0"/>
+        <w:spacing w:before="0" w:after="0" w:line="360" w:lineRule="auto"/>
+        <w:ind w:firstLine="709" w:left="0" w:right="0"/>
+        <w:jc w:val="left"/>
+        <w:outlineLvl w:val="1"/>
       </w:pPr>
       <w:bookmarkStart w:id="13" w:name="_Toc244201303"/>
       <w:r>
+        <w:rPr>
+          <w:rFonts w:ascii="Times New Roman" w:hAnsi="Times New Roman" w:eastAsia="Times New Roman" w:cs="Times New Roman"/>
+          <w:b/>
+          <w:i w:val="0"/>
+          <w:color w:val="000000"/>
+          <w:sz w:val="28"/>
+        </w:rPr>
         <w:t>3.6 Подготовка сборок и защита кода</w:t>
       </w:r>
       <w:bookmarkEnd w:id="13"/>
@@ -4295,25 +5627,67 @@
     <w:p>
       <w:pPr>
         <w:pStyle w:val="Gostbody"/>
+        <w:keepNext w:val="0"/>
+        <w:keepLines w:val="0"/>
+        <w:pageBreakBefore w:val="0"/>
+        <w:spacing w:before="0" w:after="0" w:line="360" w:lineRule="auto"/>
+        <w:ind w:firstLine="709" w:left="0" w:right="0"/>
+        <w:jc w:val="both"/>
+        <w:outlineLvl w:val="9"/>
       </w:pPr>
       <w:r>
+        <w:rPr>
+          <w:rFonts w:ascii="Times New Roman" w:hAnsi="Times New Roman" w:eastAsia="Times New Roman" w:cs="Times New Roman"/>
+          <w:b w:val="0"/>
+          <w:i w:val="0"/>
+          <w:color w:val="000000"/>
+          <w:sz w:val="28"/>
+        </w:rPr>
         <w:t>Для установки на телефон подготовлен SubTrack-debug.apk. В выпускной версии включен R8: он удаляет ненужные части кода и меняет внутренние имена. Это называется обфускацией и усложняет анализ программы.</w:t>
       </w:r>
     </w:p>
     <w:p>
       <w:pPr>
         <w:pStyle w:val="Gostbody"/>
+        <w:keepNext w:val="0"/>
+        <w:keepLines w:val="0"/>
+        <w:pageBreakBefore w:val="0"/>
+        <w:spacing w:before="0" w:after="0" w:line="360" w:lineRule="auto"/>
+        <w:ind w:firstLine="709" w:left="0" w:right="0"/>
+        <w:jc w:val="both"/>
+        <w:outlineLvl w:val="9"/>
       </w:pPr>
       <w:r>
+        <w:rPr>
+          <w:rFonts w:ascii="Times New Roman" w:hAnsi="Times New Roman" w:eastAsia="Times New Roman" w:cs="Times New Roman"/>
+          <w:b w:val="0"/>
+          <w:i w:val="0"/>
+          <w:color w:val="000000"/>
+          <w:sz w:val="28"/>
+        </w:rPr>
         <w:t>Перед распространением выпускной APK нужно подписать собственным ключом.</w:t>
       </w:r>
     </w:p>
     <w:p>
       <w:pPr>
         <w:pStyle w:val="Gostsection"/>
+        <w:keepNext/>
+        <w:keepLines w:val="0"/>
+        <w:pageBreakBefore/>
+        <w:spacing w:before="0" w:after="0" w:line="360" w:lineRule="auto"/>
+        <w:ind w:firstLine="709" w:left="0" w:right="0"/>
+        <w:jc w:val="both"/>
+        <w:outlineLvl w:val="0"/>
       </w:pPr>
       <w:bookmarkStart w:id="14" w:name="_Toc244201304"/>
       <w:r>
+        <w:rPr>
+          <w:rFonts w:ascii="Times New Roman" w:hAnsi="Times New Roman" w:eastAsia="Times New Roman" w:cs="Times New Roman"/>
+          <w:b/>
+          <w:i w:val="0"/>
+          <w:color w:val="000000"/>
+          <w:sz w:val="28"/>
+        </w:rPr>
         <w:lastRenderedPageBreak/>
         <w:t>4 Проверка работы</w:t>
       </w:r>
@@ -4322,16 +5696,44 @@
     <w:p>
       <w:pPr>
         <w:pStyle w:val="Gostbody"/>
+        <w:keepNext w:val="0"/>
+        <w:keepLines w:val="0"/>
+        <w:pageBreakBefore w:val="0"/>
+        <w:spacing w:before="0" w:after="0" w:line="360" w:lineRule="auto"/>
+        <w:ind w:firstLine="709" w:left="0" w:right="0"/>
+        <w:jc w:val="both"/>
+        <w:outlineLvl w:val="9"/>
       </w:pPr>
       <w:r>
+        <w:rPr>
+          <w:rFonts w:ascii="Times New Roman" w:hAnsi="Times New Roman" w:eastAsia="Times New Roman" w:cs="Times New Roman"/>
+          <w:b w:val="0"/>
+          <w:i w:val="0"/>
+          <w:color w:val="000000"/>
+          <w:sz w:val="28"/>
+        </w:rPr>
         <w:t>Проверены сборка проекта, расчеты, обработка паролей и сценарии интерактивного прототипа. Результаты приведены в таблице 4. Проверки прототипа и Android-кода выполнялись отдельно.</w:t>
       </w:r>
     </w:p>
     <w:p>
       <w:pPr>
         <w:pStyle w:val="Gosttablecaption"/>
+        <w:keepNext/>
+        <w:keepLines w:val="0"/>
+        <w:pageBreakBefore w:val="0"/>
+        <w:spacing w:before="0" w:after="0" w:line="360" w:lineRule="auto"/>
+        <w:ind w:firstLine="0" w:left="0" w:right="0"/>
+        <w:jc w:val="both"/>
+        <w:outlineLvl w:val="9"/>
       </w:pPr>
       <w:r>
+        <w:rPr>
+          <w:rFonts w:ascii="Times New Roman" w:hAnsi="Times New Roman" w:eastAsia="Times New Roman" w:cs="Times New Roman"/>
+          <w:b w:val="0"/>
+          <w:i w:val="0"/>
+          <w:color w:val="000000"/>
+          <w:sz w:val="28"/>
+        </w:rPr>
         <w:t>Таблица 4 – Результаты проверки</w:t>
       </w:r>
     </w:p>
@@ -4373,8 +5775,22 @@
           <w:p>
             <w:pPr>
               <w:pStyle w:val="Gosttableheadercompact"/>
-            </w:pPr>
-            <w:r>
+              <w:keepNext w:val="0"/>
+              <w:keepLines w:val="0"/>
+              <w:pageBreakBefore w:val="0"/>
+              <w:spacing w:before="0" w:after="0" w:line="240" w:lineRule="auto"/>
+              <w:ind w:firstLine="0" w:left="0" w:right="0"/>
+              <w:jc w:val="center"/>
+              <w:outlineLvl w:val="9"/>
+            </w:pPr>
+            <w:r>
+              <w:rPr>
+                <w:rFonts w:ascii="Times New Roman" w:hAnsi="Times New Roman" w:eastAsia="Times New Roman" w:cs="Times New Roman"/>
+                <w:b w:val="0"/>
+                <w:i w:val="0"/>
+                <w:color w:val="000000"/>
+                <w:sz w:val="24"/>
+              </w:rPr>
               <w:t>Что проверено</w:t>
             </w:r>
           </w:p>
@@ -4388,8 +5804,22 @@
           <w:p>
             <w:pPr>
               <w:pStyle w:val="Gosttableheadercompact"/>
-            </w:pPr>
-            <w:r>
+              <w:keepNext w:val="0"/>
+              <w:keepLines w:val="0"/>
+              <w:pageBreakBefore w:val="0"/>
+              <w:spacing w:before="0" w:after="0" w:line="240" w:lineRule="auto"/>
+              <w:ind w:firstLine="0" w:left="0" w:right="0"/>
+              <w:jc w:val="center"/>
+              <w:outlineLvl w:val="9"/>
+            </w:pPr>
+            <w:r>
+              <w:rPr>
+                <w:rFonts w:ascii="Times New Roman" w:hAnsi="Times New Roman" w:eastAsia="Times New Roman" w:cs="Times New Roman"/>
+                <w:b w:val="0"/>
+                <w:i w:val="0"/>
+                <w:color w:val="000000"/>
+                <w:sz w:val="24"/>
+              </w:rPr>
               <w:t>Результат</w:t>
             </w:r>
           </w:p>
@@ -4408,9 +5838,22 @@
           <w:p>
             <w:pPr>
               <w:pStyle w:val="Gosttablecompact"/>
+              <w:keepNext w:val="0"/>
+              <w:keepLines w:val="0"/>
+              <w:pageBreakBefore w:val="0"/>
+              <w:spacing w:before="0" w:after="0" w:line="240" w:lineRule="auto"/>
+              <w:ind w:firstLine="0" w:left="0" w:right="0"/>
               <w:jc w:val="left"/>
-            </w:pPr>
-            <w:r>
+              <w:outlineLvl w:val="9"/>
+            </w:pPr>
+            <w:r>
+              <w:rPr>
+                <w:rFonts w:ascii="Times New Roman" w:hAnsi="Times New Roman" w:eastAsia="Times New Roman" w:cs="Times New Roman"/>
+                <w:b w:val="0"/>
+                <w:i w:val="0"/>
+                <w:color w:val="000000"/>
+                <w:sz w:val="24"/>
+              </w:rPr>
               <w:t>Сборка Android-приложения</w:t>
             </w:r>
           </w:p>
@@ -4424,9 +5867,22 @@
           <w:p>
             <w:pPr>
               <w:pStyle w:val="Gosttablecompact"/>
+              <w:keepNext w:val="0"/>
+              <w:keepLines w:val="0"/>
+              <w:pageBreakBefore w:val="0"/>
+              <w:spacing w:before="0" w:after="0" w:line="240" w:lineRule="auto"/>
+              <w:ind w:firstLine="0" w:left="0" w:right="0"/>
               <w:jc w:val="left"/>
-            </w:pPr>
-            <w:r>
+              <w:outlineLvl w:val="9"/>
+            </w:pPr>
+            <w:r>
+              <w:rPr>
+                <w:rFonts w:ascii="Times New Roman" w:hAnsi="Times New Roman" w:eastAsia="Times New Roman" w:cs="Times New Roman"/>
+                <w:b w:val="0"/>
+                <w:i w:val="0"/>
+                <w:color w:val="000000"/>
+                <w:sz w:val="24"/>
+              </w:rPr>
               <w:t>Проверочная и выпускная сборки созданы успешно</w:t>
             </w:r>
           </w:p>
@@ -4445,9 +5901,22 @@
           <w:p>
             <w:pPr>
               <w:pStyle w:val="Gosttablecompact"/>
+              <w:keepNext w:val="0"/>
+              <w:keepLines w:val="0"/>
+              <w:pageBreakBefore w:val="0"/>
+              <w:spacing w:before="0" w:after="0" w:line="240" w:lineRule="auto"/>
+              <w:ind w:firstLine="0" w:left="0" w:right="0"/>
               <w:jc w:val="left"/>
-            </w:pPr>
-            <w:r>
+              <w:outlineLvl w:val="9"/>
+            </w:pPr>
+            <w:r>
+              <w:rPr>
+                <w:rFonts w:ascii="Times New Roman" w:hAnsi="Times New Roman" w:eastAsia="Times New Roman" w:cs="Times New Roman"/>
+                <w:b w:val="0"/>
+                <w:i w:val="0"/>
+                <w:color w:val="000000"/>
+                <w:sz w:val="24"/>
+              </w:rPr>
               <w:t>Расчеты и пароли в Kotlin</w:t>
             </w:r>
           </w:p>
@@ -4461,9 +5930,22 @@
           <w:p>
             <w:pPr>
               <w:pStyle w:val="Gosttablecompact"/>
+              <w:keepNext w:val="0"/>
+              <w:keepLines w:val="0"/>
+              <w:pageBreakBefore w:val="0"/>
+              <w:spacing w:before="0" w:after="0" w:line="240" w:lineRule="auto"/>
+              <w:ind w:firstLine="0" w:left="0" w:right="0"/>
               <w:jc w:val="left"/>
-            </w:pPr>
-            <w:r>
+              <w:outlineLvl w:val="9"/>
+            </w:pPr>
+            <w:r>
+              <w:rPr>
+                <w:rFonts w:ascii="Times New Roman" w:hAnsi="Times New Roman" w:eastAsia="Times New Roman" w:cs="Times New Roman"/>
+                <w:b w:val="0"/>
+                <w:i w:val="0"/>
+                <w:color w:val="000000"/>
+                <w:sz w:val="24"/>
+              </w:rPr>
               <w:t>Пройдено 12 автоматических тестов</w:t>
             </w:r>
           </w:p>
@@ -4482,9 +5964,22 @@
           <w:p>
             <w:pPr>
               <w:pStyle w:val="Gosttablecompact"/>
+              <w:keepNext w:val="0"/>
+              <w:keepLines w:val="0"/>
+              <w:pageBreakBefore w:val="0"/>
+              <w:spacing w:before="0" w:after="0" w:line="240" w:lineRule="auto"/>
+              <w:ind w:firstLine="0" w:left="0" w:right="0"/>
               <w:jc w:val="left"/>
-            </w:pPr>
-            <w:r>
+              <w:outlineLvl w:val="9"/>
+            </w:pPr>
+            <w:r>
+              <w:rPr>
+                <w:rFonts w:ascii="Times New Roman" w:hAnsi="Times New Roman" w:eastAsia="Times New Roman" w:cs="Times New Roman"/>
+                <w:b w:val="0"/>
+                <w:i w:val="0"/>
+                <w:color w:val="000000"/>
+                <w:sz w:val="24"/>
+              </w:rPr>
               <w:t>Сценарии интерактивного прототипа</w:t>
             </w:r>
           </w:p>
@@ -4498,9 +5993,22 @@
           <w:p>
             <w:pPr>
               <w:pStyle w:val="Gosttablecompact"/>
+              <w:keepNext w:val="0"/>
+              <w:keepLines w:val="0"/>
+              <w:pageBreakBefore w:val="0"/>
+              <w:spacing w:before="0" w:after="0" w:line="240" w:lineRule="auto"/>
+              <w:ind w:firstLine="0" w:left="0" w:right="0"/>
               <w:jc w:val="left"/>
-            </w:pPr>
-            <w:r>
+              <w:outlineLvl w:val="9"/>
+            </w:pPr>
+            <w:r>
+              <w:rPr>
+                <w:rFonts w:ascii="Times New Roman" w:hAnsi="Times New Roman" w:eastAsia="Times New Roman" w:cs="Times New Roman"/>
+                <w:b w:val="0"/>
+                <w:i w:val="0"/>
+                <w:color w:val="000000"/>
+                <w:sz w:val="24"/>
+              </w:rPr>
               <w:t>Пройдено 23 проверки: вход, записи, календарь, фокус, архив, легенда, тема и сохранение сеанса</w:t>
             </w:r>
           </w:p>
@@ -4519,9 +6027,22 @@
           <w:p>
             <w:pPr>
               <w:pStyle w:val="Gosttablecompact"/>
+              <w:keepNext w:val="0"/>
+              <w:keepLines w:val="0"/>
+              <w:pageBreakBefore w:val="0"/>
+              <w:spacing w:before="0" w:after="0" w:line="240" w:lineRule="auto"/>
+              <w:ind w:firstLine="0" w:left="0" w:right="0"/>
               <w:jc w:val="left"/>
-            </w:pPr>
-            <w:r>
+              <w:outlineLvl w:val="9"/>
+            </w:pPr>
+            <w:r>
+              <w:rPr>
+                <w:rFonts w:ascii="Times New Roman" w:hAnsi="Times New Roman" w:eastAsia="Times New Roman" w:cs="Times New Roman"/>
+                <w:b w:val="0"/>
+                <w:i w:val="0"/>
+                <w:color w:val="000000"/>
+                <w:sz w:val="24"/>
+              </w:rPr>
               <w:t>Статический анализ Android-кода</w:t>
             </w:r>
           </w:p>
@@ -4535,9 +6056,22 @@
           <w:p>
             <w:pPr>
               <w:pStyle w:val="Gosttablecompact"/>
+              <w:keepNext w:val="0"/>
+              <w:keepLines w:val="0"/>
+              <w:pageBreakBefore w:val="0"/>
+              <w:spacing w:before="0" w:after="0" w:line="240" w:lineRule="auto"/>
+              <w:ind w:firstLine="0" w:left="0" w:right="0"/>
               <w:jc w:val="left"/>
-            </w:pPr>
-            <w:r>
+              <w:outlineLvl w:val="9"/>
+            </w:pPr>
+            <w:r>
+              <w:rPr>
+                <w:rFonts w:ascii="Times New Roman" w:hAnsi="Times New Roman" w:eastAsia="Times New Roman" w:cs="Times New Roman"/>
+                <w:b w:val="0"/>
+                <w:i w:val="0"/>
+                <w:color w:val="000000"/>
+                <w:sz w:val="24"/>
+              </w:rPr>
               <w:t>Android Lint: 0 ошибок и 10 предупреждений</w:t>
             </w:r>
           </w:p>
@@ -4556,9 +6090,22 @@
           <w:p>
             <w:pPr>
               <w:pStyle w:val="Gosttablecompact"/>
+              <w:keepNext w:val="0"/>
+              <w:keepLines w:val="0"/>
+              <w:pageBreakBefore w:val="0"/>
+              <w:spacing w:before="0" w:after="0" w:line="240" w:lineRule="auto"/>
+              <w:ind w:firstLine="0" w:left="0" w:right="0"/>
               <w:jc w:val="left"/>
-            </w:pPr>
-            <w:r>
+              <w:outlineLvl w:val="9"/>
+            </w:pPr>
+            <w:r>
+              <w:rPr>
+                <w:rFonts w:ascii="Times New Roman" w:hAnsi="Times New Roman" w:eastAsia="Times New Roman" w:cs="Times New Roman"/>
+                <w:b w:val="0"/>
+                <w:i w:val="0"/>
+                <w:color w:val="000000"/>
+                <w:sz w:val="24"/>
+              </w:rPr>
               <w:t>Работа только в рублях</w:t>
             </w:r>
           </w:p>
@@ -4572,9 +6119,22 @@
           <w:p>
             <w:pPr>
               <w:pStyle w:val="Gosttablecompact"/>
+              <w:keepNext w:val="0"/>
+              <w:keepLines w:val="0"/>
+              <w:pageBreakBefore w:val="0"/>
+              <w:spacing w:before="0" w:after="0" w:line="240" w:lineRule="auto"/>
+              <w:ind w:firstLine="0" w:left="0" w:right="0"/>
               <w:jc w:val="left"/>
-            </w:pPr>
-            <w:r>
+              <w:outlineLvl w:val="9"/>
+            </w:pPr>
+            <w:r>
+              <w:rPr>
+                <w:rFonts w:ascii="Times New Roman" w:hAnsi="Times New Roman" w:eastAsia="Times New Roman" w:cs="Times New Roman"/>
+                <w:b w:val="0"/>
+                <w:i w:val="0"/>
+                <w:color w:val="000000"/>
+                <w:sz w:val="24"/>
+              </w:rPr>
               <w:t>Проверены сохранение суммы в рублях и обработка старых записей</w:t>
             </w:r>
           </w:p>
@@ -4593,9 +6153,22 @@
           <w:p>
             <w:pPr>
               <w:pStyle w:val="Gosttablecompact"/>
+              <w:keepNext w:val="0"/>
+              <w:keepLines w:val="0"/>
+              <w:pageBreakBefore w:val="0"/>
+              <w:spacing w:before="0" w:after="0" w:line="240" w:lineRule="auto"/>
+              <w:ind w:firstLine="0" w:left="0" w:right="0"/>
               <w:jc w:val="left"/>
-            </w:pPr>
-            <w:r>
+              <w:outlineLvl w:val="9"/>
+            </w:pPr>
+            <w:r>
+              <w:rPr>
+                <w:rFonts w:ascii="Times New Roman" w:hAnsi="Times New Roman" w:eastAsia="Times New Roman" w:cs="Times New Roman"/>
+                <w:b w:val="0"/>
+                <w:i w:val="0"/>
+                <w:color w:val="000000"/>
+                <w:sz w:val="24"/>
+              </w:rPr>
               <w:t>Запуск APK в эмуляторе</w:t>
             </w:r>
           </w:p>
@@ -4609,9 +6182,22 @@
           <w:p>
             <w:pPr>
               <w:pStyle w:val="Gosttablecompact"/>
+              <w:keepNext w:val="0"/>
+              <w:keepLines w:val="0"/>
+              <w:pageBreakBefore w:val="0"/>
+              <w:spacing w:before="0" w:after="0" w:line="240" w:lineRule="auto"/>
+              <w:ind w:firstLine="0" w:left="0" w:right="0"/>
               <w:jc w:val="left"/>
-            </w:pPr>
-            <w:r>
+              <w:outlineLvl w:val="9"/>
+            </w:pPr>
+            <w:r>
+              <w:rPr>
+                <w:rFonts w:ascii="Times New Roman" w:hAnsi="Times New Roman" w:eastAsia="Times New Roman" w:cs="Times New Roman"/>
+                <w:b w:val="0"/>
+                <w:i w:val="0"/>
+                <w:color w:val="000000"/>
+                <w:sz w:val="24"/>
+              </w:rPr>
               <w:t>Android 15 API 35: проверены вход, формы, архив, детали, настройки, статистика и темы</w:t>
             </w:r>
           </w:p>
@@ -4621,33 +6207,89 @@
     <w:p>
       <w:pPr>
         <w:pStyle w:val="Gostbody"/>
+        <w:keepNext w:val="0"/>
+        <w:keepLines w:val="0"/>
+        <w:pageBreakBefore w:val="0"/>
+        <w:spacing w:before="0" w:after="0" w:line="360" w:lineRule="auto"/>
+        <w:ind w:firstLine="709" w:left="0" w:right="0"/>
+        <w:jc w:val="both"/>
+        <w:outlineLvl w:val="9"/>
       </w:pPr>
       <w:r>
+        <w:rPr>
+          <w:rFonts w:ascii="Times New Roman" w:hAnsi="Times New Roman" w:eastAsia="Times New Roman" w:cs="Times New Roman"/>
+          <w:b w:val="0"/>
+          <w:i w:val="0"/>
+          <w:color w:val="000000"/>
+          <w:sz w:val="28"/>
+        </w:rPr>
         <w:t>Контрольный набор подписок дал ожидаемый результат: 1 249 ₽ в месяц и 14 988 ₽ в год. В прототипе также проверено, что запись сохраняется после перезагрузки, а ошибочный пароль не позволяет войти.</w:t>
       </w:r>
     </w:p>
     <w:p>
       <w:pPr>
         <w:pStyle w:val="Gostbody"/>
+        <w:keepNext w:val="0"/>
+        <w:keepLines w:val="0"/>
+        <w:pageBreakBefore w:val="0"/>
+        <w:spacing w:before="0" w:after="0" w:line="360" w:lineRule="auto"/>
+        <w:ind w:firstLine="709" w:left="0" w:right="0"/>
+        <w:jc w:val="both"/>
+        <w:outlineLvl w:val="9"/>
       </w:pPr>
       <w:r>
+        <w:rPr>
+          <w:rFonts w:ascii="Times New Roman" w:hAnsi="Times New Roman" w:eastAsia="Times New Roman" w:cs="Times New Roman"/>
+          <w:b w:val="0"/>
+          <w:i w:val="0"/>
+          <w:color w:val="000000"/>
+          <w:sz w:val="28"/>
+        </w:rPr>
         <w:t>В эмуляторе также проверены обновление приложения с сохранением записей и восстановление входа. Для Android 0.3.2 сохранены снимки экрана и журнал проверки. Проверки физического телефона с Android 16 отдельно не зафиксированы.</w:t>
       </w:r>
     </w:p>
     <w:p>
       <w:pPr>
         <w:pStyle w:val="Gostbody"/>
+        <w:keepNext w:val="0"/>
+        <w:keepLines w:val="0"/>
+        <w:pageBreakBefore w:val="0"/>
+        <w:spacing w:before="0" w:after="0" w:line="360" w:lineRule="auto"/>
+        <w:ind w:firstLine="709" w:left="0" w:right="0"/>
+        <w:jc w:val="both"/>
+        <w:outlineLvl w:val="9"/>
       </w:pPr>
       <w:r>
+        <w:rPr>
+          <w:rFonts w:ascii="Times New Roman" w:hAnsi="Times New Roman" w:eastAsia="Times New Roman" w:cs="Times New Roman"/>
+          <w:b w:val="0"/>
+          <w:i w:val="0"/>
+          <w:color w:val="000000"/>
+          <w:sz w:val="28"/>
+        </w:rPr>
         <w:t>Исходники, макеты, отчет и результаты проверок опубликованы в репозитории github.com/B1gSmooke-hash/SubTrack. APK доступен в разделе Releases. Для полного задания остаются сетевая функция и оформление онлайн-прототипа в Figma; SVG подготовлены для импорта.</w:t>
       </w:r>
     </w:p>
     <w:p>
       <w:pPr>
         <w:pStyle w:val="Goststructural"/>
+        <w:keepNext/>
+        <w:keepLines w:val="0"/>
+        <w:pageBreakBefore/>
+        <w:spacing w:before="0" w:after="0" w:line="360" w:lineRule="auto"/>
+        <w:ind w:firstLine="0" w:left="0" w:right="0"/>
+        <w:jc w:val="center"/>
+        <w:outlineLvl w:val="0"/>
       </w:pPr>
       <w:bookmarkStart w:id="15" w:name="_Toc244201305"/>
       <w:r>
+        <w:rPr>
+          <w:rFonts w:ascii="Times New Roman" w:hAnsi="Times New Roman" w:eastAsia="Times New Roman" w:cs="Times New Roman"/>
+          <w:b/>
+          <w:i w:val="0"/>
+          <w:color w:val="000000"/>
+          <w:sz w:val="28"/>
+        </w:rPr>
         <w:lastRenderedPageBreak/>
         <w:t>ЗАКЛЮЧЕНИЕ</w:t>
       </w:r>
@@ -4656,24 +6298,66 @@
     <w:p>
       <w:pPr>
         <w:pStyle w:val="Gostbody"/>
+        <w:keepNext w:val="0"/>
+        <w:keepLines w:val="0"/>
+        <w:pageBreakBefore w:val="0"/>
+        <w:spacing w:before="0" w:after="0" w:line="360" w:lineRule="auto"/>
+        <w:ind w:firstLine="709" w:left="0" w:right="0"/>
+        <w:jc w:val="both"/>
+        <w:outlineLvl w:val="9"/>
       </w:pPr>
       <w:r>
+        <w:rPr>
+          <w:rFonts w:ascii="Times New Roman" w:hAnsi="Times New Roman" w:eastAsia="Times New Roman" w:cs="Times New Roman"/>
+          <w:b w:val="0"/>
+          <w:i w:val="0"/>
+          <w:color w:val="000000"/>
+          <w:sz w:val="28"/>
+        </w:rPr>
         <w:t>Во второй практической работе разработаны интерфейс и базовая версия SubTrack. Приложение позволяет вести список подписок, рассчитывать расходы, смотреть ближайшие даты оплаты и управлять архивом.</w:t>
       </w:r>
     </w:p>
     <w:p>
       <w:pPr>
         <w:pStyle w:val="Gostbody"/>
+        <w:keepNext w:val="0"/>
+        <w:keepLines w:val="0"/>
+        <w:pageBreakBefore w:val="0"/>
+        <w:spacing w:before="0" w:after="0" w:line="360" w:lineRule="auto"/>
+        <w:ind w:firstLine="709" w:left="0" w:right="0"/>
+        <w:jc w:val="both"/>
+        <w:outlineLvl w:val="9"/>
       </w:pPr>
       <w:r>
+        <w:rPr>
+          <w:rFonts w:ascii="Times New Roman" w:hAnsi="Times New Roman" w:eastAsia="Times New Roman" w:cs="Times New Roman"/>
+          <w:b w:val="0"/>
+          <w:i w:val="0"/>
+          <w:color w:val="000000"/>
+          <w:sz w:val="28"/>
+        </w:rPr>
         <w:t>Подготовлены восемь экранов и три собственных элемента интерфейса. В Android-коде реализованы локальный вход, хранение данных и расчеты в рублях. Собраны APK, выполнены автоматические проверки, оформлена документация.</w:t>
       </w:r>
     </w:p>
     <w:p>
       <w:pPr>
         <w:pStyle w:val="Gostbody"/>
+        <w:keepNext w:val="0"/>
+        <w:keepLines w:val="0"/>
+        <w:pageBreakBefore w:val="0"/>
+        <w:spacing w:before="0" w:after="0" w:line="360" w:lineRule="auto"/>
+        <w:ind w:firstLine="709" w:left="0" w:right="0"/>
+        <w:jc w:val="both"/>
+        <w:outlineLvl w:val="9"/>
       </w:pPr>
       <w:r>
+        <w:rPr>
+          <w:rFonts w:ascii="Times New Roman" w:hAnsi="Times New Roman" w:eastAsia="Times New Roman" w:cs="Times New Roman"/>
+          <w:b w:val="0"/>
+          <w:i w:val="0"/>
+          <w:color w:val="000000"/>
+          <w:sz w:val="28"/>
+        </w:rPr>
         <w:t>Приложение проверено в эмуляторе Android 15. Прототип, макеты и отчет приведены к версии 0.3.2. Подготовленный комплект позволяет показать основные сценарии и объяснить устройство проекта.</w:t>
       </w:r>
     </w:p>
@@ -5906,12 +7590,20 @@
     <w:name w:val="Gost body"/>
     <w:basedOn w:val="a"/>
     <w:pPr>
-      <w:spacing w:line="360" w:lineRule="auto"/>
-      <w:ind w:firstLine="709"/>
+      <w:keepNext w:val="0"/>
+      <w:keepLines w:val="0"/>
+      <w:pageBreakBefore w:val="0"/>
+      <w:spacing w:line="360" w:lineRule="auto" w:before="0" w:after="0"/>
+      <w:ind w:firstLine="709" w:left="0" w:right="0"/>
       <w:jc w:val="both"/>
+      <w:outlineLvl w:val="9"/>
     </w:pPr>
     <w:rPr>
+      <w:rFonts w:ascii="Times New Roman" w:hAnsi="Times New Roman" w:eastAsia="Times New Roman" w:cs="Times New Roman"/>
+      <w:b w:val="0"/>
+      <w:i w:val="0"/>
       <w:color w:val="000000"/>
+      <w:sz w:val="28"/>
     </w:rPr>
   </w:style>
   <w:style w:type="paragraph" w:customStyle="1" w:styleId="Gostsection">
@@ -5919,15 +7611,19 @@
     <w:basedOn w:val="a"/>
     <w:pPr>
       <w:keepNext/>
+      <w:keepLines w:val="0"/>
       <w:pageBreakBefore/>
-      <w:spacing w:line="360" w:lineRule="auto"/>
-      <w:ind w:firstLine="709"/>
+      <w:spacing w:line="360" w:lineRule="auto" w:before="0" w:after="0"/>
+      <w:ind w:firstLine="709" w:left="0" w:right="0"/>
       <w:jc w:val="both"/>
       <w:outlineLvl w:val="0"/>
     </w:pPr>
     <w:rPr>
+      <w:rFonts w:ascii="Times New Roman" w:hAnsi="Times New Roman" w:eastAsia="Times New Roman" w:cs="Times New Roman"/>
       <w:b/>
+      <w:i w:val="0"/>
       <w:color w:val="000000"/>
+      <w:sz w:val="28"/>
     </w:rPr>
   </w:style>
   <w:style w:type="paragraph" w:customStyle="1" w:styleId="Gostsubsection">
@@ -5935,13 +7631,19 @@
     <w:basedOn w:val="a"/>
     <w:pPr>
       <w:keepNext/>
-      <w:spacing w:line="360" w:lineRule="auto"/>
-      <w:ind w:firstLine="709"/>
+      <w:keepLines w:val="0"/>
+      <w:pageBreakBefore w:val="0"/>
+      <w:spacing w:line="360" w:lineRule="auto" w:before="0" w:after="0"/>
+      <w:ind w:firstLine="709" w:left="0" w:right="0"/>
+      <w:jc w:val="left"/>
       <w:outlineLvl w:val="1"/>
     </w:pPr>
     <w:rPr>
+      <w:rFonts w:ascii="Times New Roman" w:hAnsi="Times New Roman" w:eastAsia="Times New Roman" w:cs="Times New Roman"/>
       <w:b/>
+      <w:i w:val="0"/>
       <w:color w:val="000000"/>
+      <w:sz w:val="28"/>
     </w:rPr>
   </w:style>
   <w:style w:type="paragraph" w:customStyle="1" w:styleId="Gostpoint">
@@ -5949,13 +7651,19 @@
     <w:basedOn w:val="a"/>
     <w:pPr>
       <w:keepNext/>
-      <w:spacing w:line="360" w:lineRule="auto"/>
-      <w:ind w:firstLine="709"/>
+      <w:keepLines w:val="0"/>
+      <w:pageBreakBefore w:val="0"/>
+      <w:spacing w:line="360" w:lineRule="auto" w:before="0" w:after="0"/>
+      <w:ind w:firstLine="709" w:left="0" w:right="0"/>
+      <w:jc w:val="left"/>
       <w:outlineLvl w:val="2"/>
     </w:pPr>
     <w:rPr>
+      <w:rFonts w:ascii="Times New Roman" w:hAnsi="Times New Roman" w:eastAsia="Times New Roman" w:cs="Times New Roman"/>
       <w:b/>
+      <w:i w:val="0"/>
       <w:color w:val="000000"/>
+      <w:sz w:val="28"/>
     </w:rPr>
   </w:style>
   <w:style w:type="paragraph" w:customStyle="1" w:styleId="Goststructural">
@@ -5963,14 +7671,19 @@
     <w:basedOn w:val="a"/>
     <w:pPr>
       <w:keepNext/>
+      <w:keepLines w:val="0"/>
       <w:pageBreakBefore/>
-      <w:spacing w:line="360" w:lineRule="auto"/>
+      <w:spacing w:line="360" w:lineRule="auto" w:before="0" w:after="0"/>
+      <w:ind w:firstLine="0" w:left="0" w:right="0"/>
       <w:jc w:val="center"/>
       <w:outlineLvl w:val="0"/>
     </w:pPr>
     <w:rPr>
+      <w:rFonts w:ascii="Times New Roman" w:hAnsi="Times New Roman" w:eastAsia="Times New Roman" w:cs="Times New Roman"/>
       <w:b/>
+      <w:i w:val="0"/>
       <w:color w:val="000000"/>
+      <w:sz w:val="28"/>
     </w:rPr>
   </w:style>
   <w:style w:type="paragraph" w:customStyle="1" w:styleId="Gostsourcesheading">
@@ -5978,15 +7691,19 @@
     <w:basedOn w:val="a"/>
     <w:pPr>
       <w:keepNext/>
+      <w:keepLines w:val="0"/>
       <w:pageBreakBefore/>
-      <w:spacing w:line="360" w:lineRule="auto"/>
-      <w:ind w:firstLine="709"/>
+      <w:spacing w:line="360" w:lineRule="auto" w:before="0" w:after="0"/>
+      <w:ind w:firstLine="709" w:left="0" w:right="0"/>
       <w:jc w:val="center"/>
       <w:outlineLvl w:val="0"/>
     </w:pPr>
     <w:rPr>
+      <w:rFonts w:ascii="Times New Roman" w:hAnsi="Times New Roman" w:eastAsia="Times New Roman" w:cs="Times New Roman"/>
       <w:b/>
+      <w:i w:val="0"/>
       <w:color w:val="000000"/>
+      <w:sz w:val="28"/>
     </w:rPr>
   </w:style>
   <w:style w:type="paragraph" w:customStyle="1" w:styleId="Gostappendixtitle">
@@ -5994,23 +7711,39 @@
     <w:basedOn w:val="a"/>
     <w:pPr>
       <w:keepNext/>
-      <w:spacing w:line="360" w:lineRule="auto"/>
+      <w:keepLines w:val="0"/>
+      <w:pageBreakBefore w:val="0"/>
+      <w:spacing w:line="360" w:lineRule="auto" w:before="0" w:after="0"/>
+      <w:ind w:firstLine="0" w:left="0" w:right="0"/>
       <w:jc w:val="center"/>
+      <w:outlineLvl w:val="9"/>
     </w:pPr>
     <w:rPr>
+      <w:rFonts w:ascii="Times New Roman" w:hAnsi="Times New Roman" w:eastAsia="Times New Roman" w:cs="Times New Roman"/>
       <w:b/>
+      <w:i w:val="0"/>
       <w:color w:val="000000"/>
+      <w:sz w:val="28"/>
     </w:rPr>
   </w:style>
   <w:style w:type="paragraph" w:customStyle="1" w:styleId="Gostkeywords">
     <w:name w:val="Gost keywords"/>
     <w:basedOn w:val="a"/>
     <w:pPr>
-      <w:spacing w:line="360" w:lineRule="auto"/>
+      <w:keepNext w:val="0"/>
+      <w:keepLines w:val="0"/>
+      <w:pageBreakBefore w:val="0"/>
+      <w:spacing w:line="360" w:lineRule="auto" w:before="0" w:after="0"/>
+      <w:ind w:firstLine="0" w:left="0" w:right="0"/>
       <w:jc w:val="both"/>
+      <w:outlineLvl w:val="9"/>
     </w:pPr>
     <w:rPr>
+      <w:rFonts w:ascii="Times New Roman" w:hAnsi="Times New Roman" w:eastAsia="Times New Roman" w:cs="Times New Roman"/>
+      <w:b w:val="0"/>
+      <w:i w:val="0"/>
       <w:color w:val="000000"/>
+      <w:sz w:val="28"/>
     </w:rPr>
   </w:style>
   <w:style w:type="paragraph" w:customStyle="1" w:styleId="Gostfigure">
@@ -6018,22 +7751,39 @@
     <w:basedOn w:val="a"/>
     <w:pPr>
       <w:keepNext/>
-      <w:spacing w:line="360" w:lineRule="auto"/>
+      <w:keepLines w:val="0"/>
+      <w:pageBreakBefore w:val="0"/>
+      <w:spacing w:line="360" w:lineRule="auto" w:before="0" w:after="0"/>
+      <w:ind w:firstLine="0" w:left="0" w:right="0"/>
       <w:jc w:val="center"/>
+      <w:outlineLvl w:val="9"/>
     </w:pPr>
     <w:rPr>
+      <w:rFonts w:ascii="Times New Roman" w:hAnsi="Times New Roman" w:eastAsia="Times New Roman" w:cs="Times New Roman"/>
+      <w:b w:val="0"/>
+      <w:i w:val="0"/>
       <w:color w:val="000000"/>
+      <w:sz w:val="28"/>
     </w:rPr>
   </w:style>
   <w:style w:type="paragraph" w:customStyle="1" w:styleId="Gostfigurecaption">
     <w:name w:val="Gost figure_caption"/>
     <w:basedOn w:val="a"/>
     <w:pPr>
-      <w:spacing w:line="360" w:lineRule="auto"/>
+      <w:keepNext w:val="0"/>
+      <w:keepLines w:val="0"/>
+      <w:pageBreakBefore w:val="0"/>
+      <w:spacing w:line="360" w:lineRule="auto" w:before="0" w:after="0"/>
+      <w:ind w:firstLine="0" w:left="0" w:right="0"/>
       <w:jc w:val="center"/>
+      <w:outlineLvl w:val="9"/>
     </w:pPr>
     <w:rPr>
+      <w:rFonts w:ascii="Times New Roman" w:hAnsi="Times New Roman" w:eastAsia="Times New Roman" w:cs="Times New Roman"/>
+      <w:b w:val="0"/>
+      <w:i w:val="0"/>
       <w:color w:val="000000"/>
+      <w:sz w:val="28"/>
     </w:rPr>
   </w:style>
   <w:style w:type="paragraph" w:customStyle="1" w:styleId="Gosttablecaption">
@@ -6041,70 +7791,111 @@
     <w:basedOn w:val="a"/>
     <w:pPr>
       <w:keepNext/>
-      <w:spacing w:line="360" w:lineRule="auto"/>
+      <w:keepLines w:val="0"/>
+      <w:pageBreakBefore w:val="0"/>
+      <w:spacing w:line="360" w:lineRule="auto" w:before="0" w:after="0"/>
+      <w:ind w:firstLine="0" w:left="0" w:right="0"/>
       <w:jc w:val="both"/>
+      <w:outlineLvl w:val="9"/>
     </w:pPr>
     <w:rPr>
+      <w:rFonts w:ascii="Times New Roman" w:hAnsi="Times New Roman" w:eastAsia="Times New Roman" w:cs="Times New Roman"/>
+      <w:b w:val="0"/>
+      <w:i w:val="0"/>
       <w:color w:val="000000"/>
+      <w:sz w:val="28"/>
     </w:rPr>
   </w:style>
   <w:style w:type="paragraph" w:customStyle="1" w:styleId="Gostlist">
     <w:name w:val="Gost list"/>
     <w:basedOn w:val="a"/>
     <w:pPr>
+      <w:keepNext w:val="0"/>
+      <w:keepLines w:val="0"/>
+      <w:pageBreakBefore w:val="0"/>
       <w:tabs>
-        <w:tab w:val="left" w:pos="1418"/>
+        <w:tab w:pos="1418" w:val="left"/>
       </w:tabs>
-      <w:spacing w:line="360" w:lineRule="auto"/>
-      <w:ind w:firstLine="709"/>
+      <w:spacing w:line="360" w:lineRule="auto" w:before="0" w:after="0"/>
+      <w:ind w:firstLine="709" w:left="0" w:right="0"/>
       <w:jc w:val="both"/>
+      <w:outlineLvl w:val="9"/>
     </w:pPr>
     <w:rPr>
+      <w:rFonts w:ascii="Times New Roman" w:hAnsi="Times New Roman" w:eastAsia="Times New Roman" w:cs="Times New Roman"/>
+      <w:b w:val="0"/>
+      <w:i w:val="0"/>
       <w:color w:val="000000"/>
+      <w:sz w:val="28"/>
     </w:rPr>
   </w:style>
   <w:style w:type="paragraph" w:customStyle="1" w:styleId="Gostsource">
     <w:name w:val="Gost source"/>
     <w:basedOn w:val="a"/>
     <w:pPr>
+      <w:keepNext w:val="0"/>
+      <w:keepLines w:val="0"/>
+      <w:pageBreakBefore w:val="0"/>
       <w:tabs>
-        <w:tab w:val="left" w:pos="1418"/>
+        <w:tab w:pos="1418" w:val="left"/>
       </w:tabs>
-      <w:spacing w:line="360" w:lineRule="auto"/>
-      <w:ind w:firstLine="709"/>
+      <w:spacing w:line="360" w:lineRule="auto" w:before="0" w:after="0"/>
+      <w:ind w:firstLine="709" w:left="0" w:right="0"/>
       <w:jc w:val="both"/>
+      <w:outlineLvl w:val="9"/>
     </w:pPr>
     <w:rPr>
+      <w:rFonts w:ascii="Times New Roman" w:hAnsi="Times New Roman" w:eastAsia="Times New Roman" w:cs="Times New Roman"/>
+      <w:b w:val="0"/>
+      <w:i w:val="0"/>
       <w:color w:val="000000"/>
+      <w:sz w:val="28"/>
     </w:rPr>
   </w:style>
   <w:style w:type="paragraph" w:customStyle="1" w:styleId="Gosttocmain">
     <w:name w:val="Gost toc_main"/>
     <w:basedOn w:val="a"/>
     <w:pPr>
+      <w:keepNext w:val="0"/>
+      <w:keepLines w:val="0"/>
+      <w:pageBreakBefore w:val="0"/>
       <w:tabs>
-        <w:tab w:val="right" w:leader="dot" w:pos="9345"/>
+        <w:tab w:pos="9345" w:val="right" w:leader="dot"/>
       </w:tabs>
-      <w:spacing w:after="100"/>
+      <w:spacing w:after="100" w:before="0" w:line="240" w:lineRule="auto"/>
+      <w:ind w:firstLine="0" w:left="0" w:right="0"/>
+      <w:jc w:val="left"/>
+      <w:outlineLvl w:val="9"/>
     </w:pPr>
     <w:rPr>
+      <w:rFonts w:ascii="Times New Roman" w:hAnsi="Times New Roman" w:eastAsia="Times New Roman" w:cs="Times New Roman"/>
       <w:b/>
+      <w:i w:val="0"/>
       <w:color w:val="000000"/>
+      <w:sz w:val="28"/>
     </w:rPr>
   </w:style>
   <w:style w:type="paragraph" w:customStyle="1" w:styleId="Gosttocnested">
     <w:name w:val="Gost toc_nested"/>
     <w:basedOn w:val="a"/>
     <w:pPr>
+      <w:keepNext w:val="0"/>
+      <w:keepLines w:val="0"/>
+      <w:pageBreakBefore w:val="0"/>
       <w:tabs>
-        <w:tab w:val="right" w:leader="dot" w:pos="9345"/>
+        <w:tab w:pos="9345" w:val="right" w:leader="dot"/>
       </w:tabs>
-      <w:spacing w:after="100"/>
-      <w:ind w:firstLine="284"/>
+      <w:spacing w:after="100" w:before="0" w:line="240" w:lineRule="auto"/>
+      <w:ind w:firstLine="284" w:left="0" w:right="0"/>
+      <w:jc w:val="left"/>
+      <w:outlineLvl w:val="9"/>
     </w:pPr>
     <w:rPr>
+      <w:rFonts w:ascii="Times New Roman" w:hAnsi="Times New Roman" w:eastAsia="Times New Roman" w:cs="Times New Roman"/>
       <w:b/>
+      <w:i w:val="0"/>
       <w:color w:val="000000"/>
+      <w:sz w:val="28"/>
     </w:rPr>
   </w:style>
   <w:style w:type="paragraph" w:customStyle="1" w:styleId="Gosttocheading">
@@ -6112,21 +7903,37 @@
     <w:basedOn w:val="a"/>
     <w:pPr>
       <w:keepNext/>
-      <w:spacing w:line="360" w:lineRule="auto"/>
+      <w:keepLines w:val="0"/>
+      <w:pageBreakBefore w:val="0"/>
+      <w:spacing w:line="360" w:lineRule="auto" w:before="0" w:after="0"/>
+      <w:ind w:firstLine="0" w:left="0" w:right="0"/>
       <w:jc w:val="center"/>
+      <w:outlineLvl w:val="9"/>
     </w:pPr>
     <w:rPr>
+      <w:rFonts w:ascii="Times New Roman" w:hAnsi="Times New Roman" w:eastAsia="Times New Roman" w:cs="Times New Roman"/>
       <w:b/>
+      <w:i w:val="0"/>
       <w:color w:val="000000"/>
+      <w:sz w:val="28"/>
     </w:rPr>
   </w:style>
   <w:style w:type="paragraph" w:customStyle="1" w:styleId="Gosttablecompact">
     <w:name w:val="Gost table_compact"/>
     <w:basedOn w:val="a"/>
     <w:pPr>
-      <w:jc w:val="both"/>
+      <w:keepNext w:val="0"/>
+      <w:keepLines w:val="0"/>
+      <w:pageBreakBefore w:val="0"/>
+      <w:spacing w:before="0" w:after="0" w:line="240" w:lineRule="auto"/>
+      <w:ind w:firstLine="0" w:left="0" w:right="0"/>
+      <w:jc w:val="left"/>
+      <w:outlineLvl w:val="9"/>
     </w:pPr>
     <w:rPr>
+      <w:rFonts w:ascii="Times New Roman" w:hAnsi="Times New Roman" w:eastAsia="Times New Roman" w:cs="Times New Roman"/>
+      <w:b w:val="0"/>
+      <w:i w:val="0"/>
       <w:color w:val="000000"/>
       <w:sz w:val="24"/>
     </w:rPr>
@@ -6135,10 +7942,18 @@
     <w:name w:val="Gost table_loose"/>
     <w:basedOn w:val="a"/>
     <w:pPr>
-      <w:spacing w:line="360" w:lineRule="auto"/>
+      <w:keepNext w:val="0"/>
+      <w:keepLines w:val="0"/>
+      <w:pageBreakBefore w:val="0"/>
+      <w:spacing w:line="360" w:lineRule="auto" w:before="0" w:after="0"/>
+      <w:ind w:firstLine="0" w:left="0" w:right="0"/>
       <w:jc w:val="both"/>
+      <w:outlineLvl w:val="9"/>
     </w:pPr>
     <w:rPr>
+      <w:rFonts w:ascii="Times New Roman" w:hAnsi="Times New Roman" w:eastAsia="Times New Roman" w:cs="Times New Roman"/>
+      <w:b w:val="0"/>
+      <w:i w:val="0"/>
       <w:color w:val="000000"/>
       <w:sz w:val="24"/>
     </w:rPr>
@@ -6147,9 +7962,18 @@
     <w:name w:val="Gost table_dense"/>
     <w:basedOn w:val="a"/>
     <w:pPr>
+      <w:keepNext w:val="0"/>
+      <w:keepLines w:val="0"/>
+      <w:pageBreakBefore w:val="0"/>
+      <w:spacing w:before="0" w:after="0" w:line="240" w:lineRule="auto"/>
+      <w:ind w:firstLine="0" w:left="0" w:right="0"/>
       <w:jc w:val="both"/>
+      <w:outlineLvl w:val="9"/>
     </w:pPr>
     <w:rPr>
+      <w:rFonts w:ascii="Times New Roman" w:hAnsi="Times New Roman" w:eastAsia="Times New Roman" w:cs="Times New Roman"/>
+      <w:b w:val="0"/>
+      <w:i w:val="0"/>
       <w:color w:val="000000"/>
       <w:sz w:val="22"/>
     </w:rPr>
@@ -6158,20 +7982,38 @@
     <w:name w:val="Gost table_large"/>
     <w:basedOn w:val="a"/>
     <w:pPr>
-      <w:spacing w:line="360" w:lineRule="auto"/>
+      <w:keepNext w:val="0"/>
+      <w:keepLines w:val="0"/>
+      <w:pageBreakBefore w:val="0"/>
+      <w:spacing w:line="360" w:lineRule="auto" w:before="0" w:after="0"/>
+      <w:ind w:firstLine="0" w:left="0" w:right="0"/>
       <w:jc w:val="both"/>
+      <w:outlineLvl w:val="9"/>
     </w:pPr>
     <w:rPr>
+      <w:rFonts w:ascii="Times New Roman" w:hAnsi="Times New Roman" w:eastAsia="Times New Roman" w:cs="Times New Roman"/>
+      <w:b w:val="0"/>
+      <w:i w:val="0"/>
       <w:color w:val="000000"/>
+      <w:sz w:val="28"/>
     </w:rPr>
   </w:style>
   <w:style w:type="paragraph" w:customStyle="1" w:styleId="Gosttableheadercompact">
     <w:name w:val="Gost table_header_compact"/>
     <w:basedOn w:val="a"/>
     <w:pPr>
+      <w:keepNext w:val="0"/>
+      <w:keepLines w:val="0"/>
+      <w:pageBreakBefore w:val="0"/>
+      <w:spacing w:before="0" w:after="0" w:line="240" w:lineRule="auto"/>
+      <w:ind w:firstLine="0" w:left="0" w:right="0"/>
       <w:jc w:val="center"/>
+      <w:outlineLvl w:val="9"/>
     </w:pPr>
     <w:rPr>
+      <w:rFonts w:ascii="Times New Roman" w:hAnsi="Times New Roman" w:eastAsia="Times New Roman" w:cs="Times New Roman"/>
+      <w:b w:val="0"/>
+      <w:i w:val="0"/>
       <w:color w:val="000000"/>
       <w:sz w:val="24"/>
     </w:rPr>
@@ -6180,10 +8022,18 @@
     <w:name w:val="Gost table_header_loose"/>
     <w:basedOn w:val="a"/>
     <w:pPr>
-      <w:spacing w:line="360" w:lineRule="auto"/>
+      <w:keepNext w:val="0"/>
+      <w:keepLines w:val="0"/>
+      <w:pageBreakBefore w:val="0"/>
+      <w:spacing w:line="360" w:lineRule="auto" w:before="0" w:after="0"/>
+      <w:ind w:firstLine="0" w:left="0" w:right="0"/>
       <w:jc w:val="center"/>
+      <w:outlineLvl w:val="9"/>
     </w:pPr>
     <w:rPr>
+      <w:rFonts w:ascii="Times New Roman" w:hAnsi="Times New Roman" w:eastAsia="Times New Roman" w:cs="Times New Roman"/>
+      <w:b w:val="0"/>
+      <w:i w:val="0"/>
       <w:color w:val="000000"/>
       <w:sz w:val="24"/>
     </w:rPr>
@@ -6192,9 +8042,18 @@
     <w:name w:val="Gost table_header_dense"/>
     <w:basedOn w:val="a"/>
     <w:pPr>
+      <w:keepNext w:val="0"/>
+      <w:keepLines w:val="0"/>
+      <w:pageBreakBefore w:val="0"/>
+      <w:spacing w:before="0" w:after="0" w:line="240" w:lineRule="auto"/>
+      <w:ind w:firstLine="0" w:left="0" w:right="0"/>
       <w:jc w:val="center"/>
+      <w:outlineLvl w:val="9"/>
     </w:pPr>
     <w:rPr>
+      <w:rFonts w:ascii="Times New Roman" w:hAnsi="Times New Roman" w:eastAsia="Times New Roman" w:cs="Times New Roman"/>
+      <w:b w:val="0"/>
+      <w:i w:val="0"/>
       <w:color w:val="000000"/>
       <w:sz w:val="22"/>
     </w:rPr>
@@ -6203,11 +8062,20 @@
     <w:name w:val="Gost table_header_large"/>
     <w:basedOn w:val="a"/>
     <w:pPr>
-      <w:spacing w:line="360" w:lineRule="auto"/>
+      <w:keepNext w:val="0"/>
+      <w:keepLines w:val="0"/>
+      <w:pageBreakBefore w:val="0"/>
+      <w:spacing w:line="360" w:lineRule="auto" w:before="0" w:after="0"/>
+      <w:ind w:firstLine="0" w:left="0" w:right="0"/>
       <w:jc w:val="center"/>
+      <w:outlineLvl w:val="9"/>
     </w:pPr>
     <w:rPr>
+      <w:rFonts w:ascii="Times New Roman" w:hAnsi="Times New Roman" w:eastAsia="Times New Roman" w:cs="Times New Roman"/>
+      <w:b w:val="0"/>
+      <w:i w:val="0"/>
       <w:color w:val="000000"/>
+      <w:sz w:val="28"/>
     </w:rPr>
   </w:style>
   <w:style w:type="paragraph" w:customStyle="1" w:styleId="110">
